--- a/Pensamiento_Computacional/PENSAMIENTO COMPUTACIONAL.docx
+++ b/Pensamiento_Computacional/PENSAMIENTO COMPUTACIONAL.docx
@@ -62,7 +62,228 @@
         <w:rPr>
           <w:lang w:val="es-CO"/>
         </w:rPr>
+        <w:t xml:space="preserve">Desarrollo de un sistema distribuido utilizando elixir, compuesto con </w:t>
+      </w:r>
+      <w:proofErr w:type="spellStart"/>
+      <w:r>
+        <w:rPr>
+          <w:lang w:val="es-CO"/>
+        </w:rPr>
+        <w:t>multiples</w:t>
+      </w:r>
+      <w:proofErr w:type="spellEnd"/>
+      <w:r>
+        <w:rPr>
+          <w:lang w:val="es-CO"/>
+        </w:rPr>
+        <w:t xml:space="preserve"> aplicaciones que permiten gestionar sorteos</w:t>
+      </w:r>
+    </w:p>
+    <w:p>
+      <w:pPr>
+        <w:rPr>
+          <w:lang w:val="es-CO"/>
+        </w:rPr>
+      </w:pPr>
+      <w:r>
+        <w:rPr>
+          <w:lang w:val="es-CO"/>
+        </w:rPr>
         <w:t>Información relevante</w:t>
+      </w:r>
+    </w:p>
+    <w:p>
+      <w:pPr>
+        <w:pStyle w:val="ListParagraph"/>
+        <w:numPr>
+          <w:ilvl w:val="0"/>
+          <w:numId w:val="7"/>
+        </w:numPr>
+        <w:rPr>
+          <w:lang w:val="es-CO"/>
+        </w:rPr>
+      </w:pPr>
+      <w:r>
+        <w:rPr>
+          <w:lang w:val="es-CO"/>
+        </w:rPr>
+        <w:t>Recibir solicitudes de los clientes (</w:t>
+      </w:r>
+      <w:proofErr w:type="spellStart"/>
+      <w:r>
+        <w:rPr>
+          <w:lang w:val="es-CO"/>
+        </w:rPr>
+        <w:t>admin</w:t>
+      </w:r>
+      <w:proofErr w:type="spellEnd"/>
+      <w:r>
+        <w:rPr>
+          <w:lang w:val="es-CO"/>
+        </w:rPr>
+        <w:t xml:space="preserve"> y jugadores)</w:t>
+      </w:r>
+    </w:p>
+    <w:p>
+      <w:pPr>
+        <w:pStyle w:val="ListParagraph"/>
+        <w:numPr>
+          <w:ilvl w:val="0"/>
+          <w:numId w:val="7"/>
+        </w:numPr>
+        <w:rPr>
+          <w:lang w:val="es-CO"/>
+        </w:rPr>
+      </w:pPr>
+      <w:r>
+        <w:rPr>
+          <w:lang w:val="es-CO"/>
+        </w:rPr>
+        <w:t>Redirigirlas al servidor del sorteo correspondiente</w:t>
+      </w:r>
+    </w:p>
+    <w:p>
+      <w:pPr>
+        <w:pStyle w:val="ListParagraph"/>
+        <w:numPr>
+          <w:ilvl w:val="0"/>
+          <w:numId w:val="7"/>
+        </w:numPr>
+        <w:rPr>
+          <w:lang w:val="es-CO"/>
+        </w:rPr>
+      </w:pPr>
+      <w:r>
+        <w:rPr>
+          <w:lang w:val="es-CO"/>
+        </w:rPr>
+        <w:t>Manejar varios sorteos (cada uno con su propio “servidor”)</w:t>
+      </w:r>
+    </w:p>
+    <w:p>
+      <w:pPr>
+        <w:pStyle w:val="ListParagraph"/>
+        <w:numPr>
+          <w:ilvl w:val="0"/>
+          <w:numId w:val="7"/>
+        </w:numPr>
+        <w:rPr>
+          <w:lang w:val="es-CO"/>
+        </w:rPr>
+      </w:pPr>
+      <w:r>
+        <w:rPr>
+          <w:lang w:val="es-CO"/>
+        </w:rPr>
+        <w:t>Guardar datos en archivos JSON</w:t>
+      </w:r>
+    </w:p>
+    <w:p>
+      <w:pPr>
+        <w:pStyle w:val="ListParagraph"/>
+        <w:numPr>
+          <w:ilvl w:val="0"/>
+          <w:numId w:val="7"/>
+        </w:numPr>
+        <w:rPr>
+          <w:lang w:val="es-CO"/>
+        </w:rPr>
+      </w:pPr>
+      <w:r>
+        <w:rPr>
+          <w:lang w:val="es-CO"/>
+        </w:rPr>
+        <w:t>Enviar resultados a los jugadores</w:t>
+      </w:r>
+    </w:p>
+    <w:p>
+      <w:pPr>
+        <w:pStyle w:val="ListParagraph"/>
+        <w:numPr>
+          <w:ilvl w:val="0"/>
+          <w:numId w:val="7"/>
+        </w:numPr>
+        <w:rPr>
+          <w:lang w:val="es-CO"/>
+        </w:rPr>
+      </w:pPr>
+      <w:r>
+        <w:rPr>
+          <w:lang w:val="es-CO"/>
+        </w:rPr>
+        <w:t>Registrar todo en una bitácora (log):</w:t>
+      </w:r>
+    </w:p>
+    <w:p>
+      <w:pPr>
+        <w:pStyle w:val="ListParagraph"/>
+        <w:numPr>
+          <w:ilvl w:val="0"/>
+          <w:numId w:val="7"/>
+        </w:numPr>
+        <w:rPr>
+          <w:lang w:val="es-CO"/>
+        </w:rPr>
+      </w:pPr>
+      <w:r>
+        <w:rPr>
+          <w:lang w:val="es-CO"/>
+        </w:rPr>
+        <w:t>Fecha</w:t>
+      </w:r>
+    </w:p>
+    <w:p>
+      <w:pPr>
+        <w:pStyle w:val="ListParagraph"/>
+        <w:numPr>
+          <w:ilvl w:val="0"/>
+          <w:numId w:val="7"/>
+        </w:numPr>
+        <w:rPr>
+          <w:lang w:val="es-CO"/>
+        </w:rPr>
+      </w:pPr>
+      <w:r>
+        <w:rPr>
+          <w:lang w:val="es-CO"/>
+        </w:rPr>
+        <w:t>Hora</w:t>
+      </w:r>
+    </w:p>
+    <w:p>
+      <w:pPr>
+        <w:pStyle w:val="ListParagraph"/>
+        <w:numPr>
+          <w:ilvl w:val="0"/>
+          <w:numId w:val="7"/>
+        </w:numPr>
+        <w:rPr>
+          <w:lang w:val="es-CO"/>
+        </w:rPr>
+      </w:pPr>
+      <w:r>
+        <w:rPr>
+          <w:lang w:val="es-CO"/>
+        </w:rPr>
+        <w:t>Solicitud</w:t>
+      </w:r>
+    </w:p>
+    <w:p>
+      <w:pPr>
+        <w:pStyle w:val="ListParagraph"/>
+        <w:numPr>
+          <w:ilvl w:val="0"/>
+          <w:numId w:val="7"/>
+        </w:numPr>
+        <w:rPr>
+          <w:lang w:val="es-CO"/>
+        </w:rPr>
+      </w:pPr>
+      <w:r>
+        <w:rPr>
+          <w:lang w:val="es-CO"/>
+        </w:rPr>
+        <w:t>Resultado (ok o error)</w:t>
       </w:r>
     </w:p>
     <w:p>
@@ -451,6 +672,119 @@
     </w:lvl>
   </w:abstractNum>
   <w:abstractNum w:abstractNumId="2" w15:restartNumberingAfterBreak="0">
+    <w:nsid w:val="2CE21B09"/>
+    <w:multiLevelType w:val="hybridMultilevel"/>
+    <w:tmpl w:val="BFC69B54"/>
+    <w:lvl w:ilvl="0" w:tplc="04090001">
+      <w:start w:val="1"/>
+      <w:numFmt w:val="bullet"/>
+      <w:lvlText w:val=""/>
+      <w:lvlJc w:val="left"/>
+      <w:pPr>
+        <w:ind w:left="720" w:hanging="360"/>
+      </w:pPr>
+      <w:rPr>
+        <w:rFonts w:ascii="Symbol" w:hAnsi="Symbol" w:hint="default"/>
+      </w:rPr>
+    </w:lvl>
+    <w:lvl w:ilvl="1" w:tplc="04090003" w:tentative="1">
+      <w:start w:val="1"/>
+      <w:numFmt w:val="bullet"/>
+      <w:lvlText w:val="o"/>
+      <w:lvlJc w:val="left"/>
+      <w:pPr>
+        <w:ind w:left="1440" w:hanging="360"/>
+      </w:pPr>
+      <w:rPr>
+        <w:rFonts w:ascii="Courier New" w:hAnsi="Courier New" w:cs="Courier New" w:hint="default"/>
+      </w:rPr>
+    </w:lvl>
+    <w:lvl w:ilvl="2" w:tplc="04090005" w:tentative="1">
+      <w:start w:val="1"/>
+      <w:numFmt w:val="bullet"/>
+      <w:lvlText w:val=""/>
+      <w:lvlJc w:val="left"/>
+      <w:pPr>
+        <w:ind w:left="2160" w:hanging="360"/>
+      </w:pPr>
+      <w:rPr>
+        <w:rFonts w:ascii="Wingdings" w:hAnsi="Wingdings" w:hint="default"/>
+      </w:rPr>
+    </w:lvl>
+    <w:lvl w:ilvl="3" w:tplc="04090001" w:tentative="1">
+      <w:start w:val="1"/>
+      <w:numFmt w:val="bullet"/>
+      <w:lvlText w:val=""/>
+      <w:lvlJc w:val="left"/>
+      <w:pPr>
+        <w:ind w:left="2880" w:hanging="360"/>
+      </w:pPr>
+      <w:rPr>
+        <w:rFonts w:ascii="Symbol" w:hAnsi="Symbol" w:hint="default"/>
+      </w:rPr>
+    </w:lvl>
+    <w:lvl w:ilvl="4" w:tplc="04090003" w:tentative="1">
+      <w:start w:val="1"/>
+      <w:numFmt w:val="bullet"/>
+      <w:lvlText w:val="o"/>
+      <w:lvlJc w:val="left"/>
+      <w:pPr>
+        <w:ind w:left="3600" w:hanging="360"/>
+      </w:pPr>
+      <w:rPr>
+        <w:rFonts w:ascii="Courier New" w:hAnsi="Courier New" w:cs="Courier New" w:hint="default"/>
+      </w:rPr>
+    </w:lvl>
+    <w:lvl w:ilvl="5" w:tplc="04090005" w:tentative="1">
+      <w:start w:val="1"/>
+      <w:numFmt w:val="bullet"/>
+      <w:lvlText w:val=""/>
+      <w:lvlJc w:val="left"/>
+      <w:pPr>
+        <w:ind w:left="4320" w:hanging="360"/>
+      </w:pPr>
+      <w:rPr>
+        <w:rFonts w:ascii="Wingdings" w:hAnsi="Wingdings" w:hint="default"/>
+      </w:rPr>
+    </w:lvl>
+    <w:lvl w:ilvl="6" w:tplc="04090001" w:tentative="1">
+      <w:start w:val="1"/>
+      <w:numFmt w:val="bullet"/>
+      <w:lvlText w:val=""/>
+      <w:lvlJc w:val="left"/>
+      <w:pPr>
+        <w:ind w:left="5040" w:hanging="360"/>
+      </w:pPr>
+      <w:rPr>
+        <w:rFonts w:ascii="Symbol" w:hAnsi="Symbol" w:hint="default"/>
+      </w:rPr>
+    </w:lvl>
+    <w:lvl w:ilvl="7" w:tplc="04090003" w:tentative="1">
+      <w:start w:val="1"/>
+      <w:numFmt w:val="bullet"/>
+      <w:lvlText w:val="o"/>
+      <w:lvlJc w:val="left"/>
+      <w:pPr>
+        <w:ind w:left="5760" w:hanging="360"/>
+      </w:pPr>
+      <w:rPr>
+        <w:rFonts w:ascii="Courier New" w:hAnsi="Courier New" w:cs="Courier New" w:hint="default"/>
+      </w:rPr>
+    </w:lvl>
+    <w:lvl w:ilvl="8" w:tplc="04090005" w:tentative="1">
+      <w:start w:val="1"/>
+      <w:numFmt w:val="bullet"/>
+      <w:lvlText w:val=""/>
+      <w:lvlJc w:val="left"/>
+      <w:pPr>
+        <w:ind w:left="6480" w:hanging="360"/>
+      </w:pPr>
+      <w:rPr>
+        <w:rFonts w:ascii="Wingdings" w:hAnsi="Wingdings" w:hint="default"/>
+      </w:rPr>
+    </w:lvl>
+  </w:abstractNum>
+  <w:abstractNum w:abstractNumId="3" w15:restartNumberingAfterBreak="0">
     <w:nsid w:val="37B01267"/>
     <w:multiLevelType w:val="multilevel"/>
     <w:tmpl w:val="526C9244"/>
@@ -599,7 +933,7 @@
       </w:rPr>
     </w:lvl>
   </w:abstractNum>
-  <w:abstractNum w:abstractNumId="3" w15:restartNumberingAfterBreak="0">
+  <w:abstractNum w:abstractNumId="4" w15:restartNumberingAfterBreak="0">
     <w:nsid w:val="5F464763"/>
     <w:multiLevelType w:val="multilevel"/>
     <w:tmpl w:val="E904FB7A"/>
@@ -748,7 +1082,7 @@
       </w:rPr>
     </w:lvl>
   </w:abstractNum>
-  <w:abstractNum w:abstractNumId="4" w15:restartNumberingAfterBreak="0">
+  <w:abstractNum w:abstractNumId="5" w15:restartNumberingAfterBreak="0">
     <w:nsid w:val="67667733"/>
     <w:multiLevelType w:val="multilevel"/>
     <w:tmpl w:val="71D8FD02"/>
@@ -897,7 +1231,7 @@
       </w:rPr>
     </w:lvl>
   </w:abstractNum>
-  <w:abstractNum w:abstractNumId="5" w15:restartNumberingAfterBreak="0">
+  <w:abstractNum w:abstractNumId="6" w15:restartNumberingAfterBreak="0">
     <w:nsid w:val="77D02DCD"/>
     <w:multiLevelType w:val="multilevel"/>
     <w:tmpl w:val="9A4A86D2"/>
@@ -1053,16 +1387,19 @@
     <w:abstractNumId w:val="1"/>
   </w:num>
   <w:num w:numId="3" w16cid:durableId="1896887695">
-    <w:abstractNumId w:val="2"/>
+    <w:abstractNumId w:val="3"/>
   </w:num>
   <w:num w:numId="4" w16cid:durableId="101070273">
-    <w:abstractNumId w:val="3"/>
+    <w:abstractNumId w:val="4"/>
   </w:num>
   <w:num w:numId="5" w16cid:durableId="1738280976">
-    <w:abstractNumId w:val="4"/>
+    <w:abstractNumId w:val="5"/>
   </w:num>
   <w:num w:numId="6" w16cid:durableId="1392802394">
-    <w:abstractNumId w:val="5"/>
+    <w:abstractNumId w:val="6"/>
+  </w:num>
+  <w:num w:numId="7" w16cid:durableId="848057800">
+    <w:abstractNumId w:val="2"/>
   </w:num>
 </w:numbering>
 </file>

--- a/Pensamiento_Computacional/PENSAMIENTO COMPUTACIONAL.docx
+++ b/Pensamiento_Computacional/PENSAMIENTO COMPUTACIONAL.docx
@@ -5,11 +5,15 @@
     <w:p>
       <w:pPr>
         <w:rPr>
+          <w:sz w:val="44"/>
+          <w:szCs w:val="44"/>
           <w:lang w:val="es-CO"/>
         </w:rPr>
       </w:pPr>
       <w:r>
         <w:rPr>
+          <w:sz w:val="44"/>
+          <w:szCs w:val="44"/>
           <w:lang w:val="es-CO"/>
         </w:rPr>
         <w:t>PENSAMIENTO COMPUTACIONAL</w:t>
@@ -27,6 +31,8 @@
         <w:rPr>
           <w:b/>
           <w:bCs/>
+          <w:sz w:val="32"/>
+          <w:szCs w:val="32"/>
           <w:lang w:val="es-CO"/>
         </w:rPr>
       </w:pPr>
@@ -34,6 +40,8 @@
         <w:rPr>
           <w:b/>
           <w:bCs/>
+          <w:sz w:val="32"/>
+          <w:szCs w:val="32"/>
           <w:lang w:val="es-CO"/>
         </w:rPr>
         <w:t>ANALISIS</w:t>
@@ -89,7 +97,38 @@
         <w:rPr>
           <w:lang w:val="es-CO"/>
         </w:rPr>
-        <w:t>Información relevante</w:t>
+        <w:t>INFORMACION RELEVANTE</w:t>
+      </w:r>
+    </w:p>
+    <w:p>
+      <w:pPr>
+        <w:rPr>
+          <w:lang w:val="es-CO"/>
+        </w:rPr>
+      </w:pPr>
+      <w:r>
+        <w:rPr>
+          <w:lang w:val="es-CO"/>
+        </w:rPr>
+        <w:t>APLICACIONES:</w:t>
+      </w:r>
+    </w:p>
+    <w:p>
+      <w:pPr>
+        <w:pStyle w:val="ListParagraph"/>
+        <w:numPr>
+          <w:ilvl w:val="0"/>
+          <w:numId w:val="11"/>
+        </w:numPr>
+        <w:rPr>
+          <w:lang w:val="es-CO"/>
+        </w:rPr>
+      </w:pPr>
+      <w:r>
+        <w:rPr>
+          <w:lang w:val="es-CO"/>
+        </w:rPr>
+        <w:t>APP SERVIDOR:</w:t>
       </w:r>
     </w:p>
     <w:p>
@@ -99,29 +138,34 @@
           <w:ilvl w:val="0"/>
           <w:numId w:val="7"/>
         </w:numPr>
+      </w:pPr>
+      <w:proofErr w:type="spellStart"/>
+      <w:r>
         <w:rPr>
           <w:lang w:val="es-CO"/>
         </w:rPr>
-      </w:pPr>
+        <w:t>Prosesar</w:t>
+      </w:r>
+      <w:proofErr w:type="spellEnd"/>
       <w:r>
         <w:rPr>
           <w:lang w:val="es-CO"/>
         </w:rPr>
-        <w:t>Recibir solicitudes de los clientes (</w:t>
+        <w:t xml:space="preserve"> todas las solicitudes provenientes de los clientes a </w:t>
       </w:r>
       <w:proofErr w:type="spellStart"/>
       <w:r>
         <w:rPr>
           <w:lang w:val="es-CO"/>
         </w:rPr>
-        <w:t>admin</w:t>
+        <w:t>travez</w:t>
       </w:r>
       <w:proofErr w:type="spellEnd"/>
       <w:r>
         <w:rPr>
           <w:lang w:val="es-CO"/>
         </w:rPr>
-        <w:t xml:space="preserve"> y jugadores)</w:t>
+        <w:t xml:space="preserve"> de la red </w:t>
       </w:r>
     </w:p>
     <w:p>
@@ -131,15 +175,12 @@
           <w:ilvl w:val="0"/>
           <w:numId w:val="7"/>
         </w:numPr>
+      </w:pPr>
+      <w:r>
         <w:rPr>
           <w:lang w:val="es-CO"/>
         </w:rPr>
-      </w:pPr>
-      <w:r>
-        <w:rPr>
-          <w:lang w:val="es-CO"/>
-        </w:rPr>
-        <w:t>Redirigirlas al servidor del sorteo correspondiente</w:t>
+        <w:t>Redirigir las solicitudes a los servidores especializados según el sorteo</w:t>
       </w:r>
     </w:p>
     <w:p>
@@ -149,15 +190,26 @@
           <w:ilvl w:val="0"/>
           <w:numId w:val="7"/>
         </w:numPr>
+      </w:pPr>
+      <w:r>
         <w:rPr>
           <w:lang w:val="es-CO"/>
         </w:rPr>
-      </w:pPr>
+        <w:t xml:space="preserve">Gestionar </w:t>
+      </w:r>
+      <w:proofErr w:type="spellStart"/>
       <w:r>
         <w:rPr>
           <w:lang w:val="es-CO"/>
         </w:rPr>
-        <w:t>Manejar varios sorteos (cada uno con su propio “servidor”)</w:t>
+        <w:t>multiples</w:t>
+      </w:r>
+      <w:proofErr w:type="spellEnd"/>
+      <w:r>
+        <w:rPr>
+          <w:lang w:val="es-CO"/>
+        </w:rPr>
+        <w:t xml:space="preserve"> servidores de sorteos, donde:</w:t>
       </w:r>
     </w:p>
     <w:p>
@@ -165,35 +217,42 @@
         <w:pStyle w:val="ListParagraph"/>
         <w:numPr>
           <w:ilvl w:val="0"/>
-          <w:numId w:val="7"/>
-        </w:numPr>
+          <w:numId w:val="8"/>
+        </w:numPr>
+      </w:pPr>
+      <w:r>
         <w:rPr>
           <w:lang w:val="es-CO"/>
         </w:rPr>
+        <w:t xml:space="preserve"> cada sorteo tiene un único servidor asociado</w:t>
+      </w:r>
+    </w:p>
+    <w:p>
+      <w:pPr>
+        <w:pStyle w:val="ListParagraph"/>
+        <w:numPr>
+          <w:ilvl w:val="0"/>
+          <w:numId w:val="8"/>
+        </w:numPr>
       </w:pPr>
       <w:r>
         <w:rPr>
           <w:lang w:val="es-CO"/>
         </w:rPr>
-        <w:t>Guardar datos en archivos JSON</w:t>
-      </w:r>
-    </w:p>
+        <w:t xml:space="preserve">Cada servidor maneja su información mediante archivos en formato JSON </w:t>
+      </w:r>
+    </w:p>
+    <w:p/>
     <w:p>
       <w:pPr>
         <w:pStyle w:val="ListParagraph"/>
         <w:numPr>
           <w:ilvl w:val="0"/>
-          <w:numId w:val="7"/>
-        </w:numPr>
-        <w:rPr>
-          <w:lang w:val="es-CO"/>
-        </w:rPr>
-      </w:pPr>
-      <w:r>
-        <w:rPr>
-          <w:lang w:val="es-CO"/>
-        </w:rPr>
-        <w:t>Enviar resultados a los jugadores</w:t>
+          <w:numId w:val="10"/>
+        </w:numPr>
+      </w:pPr>
+      <w:r>
+        <w:t>Enviar a los judares la informacion de los numero ganadores por premio</w:t>
       </w:r>
     </w:p>
     <w:p>
@@ -201,34 +260,83 @@
         <w:pStyle w:val="ListParagraph"/>
         <w:numPr>
           <w:ilvl w:val="0"/>
-          <w:numId w:val="7"/>
-        </w:numPr>
-        <w:rPr>
-          <w:lang w:val="es-CO"/>
-        </w:rPr>
-      </w:pPr>
-      <w:r>
-        <w:rPr>
-          <w:lang w:val="es-CO"/>
-        </w:rPr>
-        <w:t>Registrar todo en una bitácora (log):</w:t>
-      </w:r>
-    </w:p>
+          <w:numId w:val="10"/>
+        </w:numPr>
+      </w:pPr>
+      <w:r>
+        <w:t>Registrar todas las solicitudes realizada por las aplicaciones cliente:</w:t>
+      </w:r>
+    </w:p>
+    <w:p>
+      <w:pPr>
+        <w:pStyle w:val="ListParagraph"/>
+        <w:numPr>
+          <w:ilvl w:val="1"/>
+          <w:numId w:val="10"/>
+        </w:numPr>
+      </w:pPr>
+      <w:r>
+        <w:t>Mostrar en pantalla (fecha- hora -solicitud y resultado – ok o negado-)</w:t>
+      </w:r>
+    </w:p>
+    <w:p>
+      <w:pPr>
+        <w:pStyle w:val="ListParagraph"/>
+        <w:numPr>
+          <w:ilvl w:val="1"/>
+          <w:numId w:val="10"/>
+        </w:numPr>
+      </w:pPr>
+      <w:r>
+        <w:t>Guardar en un archivo de texto(Bitacora/log)</w:t>
+      </w:r>
+    </w:p>
+    <w:p/>
     <w:p>
       <w:pPr>
         <w:pStyle w:val="ListParagraph"/>
         <w:numPr>
           <w:ilvl w:val="0"/>
-          <w:numId w:val="7"/>
-        </w:numPr>
-        <w:rPr>
-          <w:lang w:val="es-CO"/>
-        </w:rPr>
-      </w:pPr>
-      <w:r>
-        <w:rPr>
-          <w:lang w:val="es-CO"/>
-        </w:rPr>
+          <w:numId w:val="11"/>
+        </w:numPr>
+      </w:pPr>
+      <w:r>
+        <w:t>APP CLIENTE PARA ADMIN:</w:t>
+      </w:r>
+    </w:p>
+    <w:p>
+      <w:pPr>
+        <w:pStyle w:val="ListParagraph"/>
+        <w:numPr>
+          <w:ilvl w:val="0"/>
+          <w:numId w:val="13"/>
+        </w:numPr>
+      </w:pPr>
+      <w:r>
+        <w:t>Crear Sorteo, especificado:</w:t>
+      </w:r>
+    </w:p>
+    <w:p>
+      <w:pPr>
+        <w:pStyle w:val="ListParagraph"/>
+        <w:numPr>
+          <w:ilvl w:val="2"/>
+          <w:numId w:val="10"/>
+        </w:numPr>
+      </w:pPr>
+      <w:r>
+        <w:t>Nombre</w:t>
+      </w:r>
+    </w:p>
+    <w:p>
+      <w:pPr>
+        <w:pStyle w:val="ListParagraph"/>
+        <w:numPr>
+          <w:ilvl w:val="2"/>
+          <w:numId w:val="10"/>
+        </w:numPr>
+      </w:pPr>
+      <w:r>
         <w:t>Fecha</w:t>
       </w:r>
     </w:p>
@@ -236,18 +344,109 @@
       <w:pPr>
         <w:pStyle w:val="ListParagraph"/>
         <w:numPr>
+          <w:ilvl w:val="2"/>
+          <w:numId w:val="10"/>
+        </w:numPr>
+      </w:pPr>
+      <w:r>
+        <w:t>Valor del billete completo</w:t>
+      </w:r>
+    </w:p>
+    <w:p>
+      <w:pPr>
+        <w:pStyle w:val="ListParagraph"/>
+        <w:numPr>
+          <w:ilvl w:val="2"/>
+          <w:numId w:val="10"/>
+        </w:numPr>
+      </w:pPr>
+      <w:r>
+        <w:t>Cantidad de fracciones</w:t>
+      </w:r>
+    </w:p>
+    <w:p>
+      <w:pPr>
+        <w:pStyle w:val="ListParagraph"/>
+        <w:numPr>
+          <w:ilvl w:val="2"/>
+          <w:numId w:val="10"/>
+        </w:numPr>
+      </w:pPr>
+      <w:r>
+        <w:t>Cantidad de billetes(cada uno con numero unico)</w:t>
+      </w:r>
+    </w:p>
+    <w:p>
+      <w:pPr>
+        <w:pStyle w:val="ListParagraph"/>
+        <w:numPr>
           <w:ilvl w:val="0"/>
-          <w:numId w:val="7"/>
-        </w:numPr>
-        <w:rPr>
-          <w:lang w:val="es-CO"/>
-        </w:rPr>
-      </w:pPr>
-      <w:r>
-        <w:rPr>
-          <w:lang w:val="es-CO"/>
-        </w:rPr>
-        <w:t>Hora</w:t>
+          <w:numId w:val="10"/>
+        </w:numPr>
+      </w:pPr>
+      <w:r>
+        <w:t>Listar Sorteos:</w:t>
+      </w:r>
+    </w:p>
+    <w:p>
+      <w:pPr>
+        <w:pStyle w:val="ListParagraph"/>
+        <w:numPr>
+          <w:ilvl w:val="2"/>
+          <w:numId w:val="10"/>
+        </w:numPr>
+      </w:pPr>
+      <w:r>
+        <w:t>Ordenados por fecha</w:t>
+      </w:r>
+    </w:p>
+    <w:p>
+      <w:pPr>
+        <w:pStyle w:val="ListParagraph"/>
+        <w:numPr>
+          <w:ilvl w:val="2"/>
+          <w:numId w:val="10"/>
+        </w:numPr>
+      </w:pPr>
+      <w:r>
+        <w:t>Mostrar premios asociados (si existen)</w:t>
+      </w:r>
+    </w:p>
+    <w:p>
+      <w:pPr>
+        <w:pStyle w:val="ListParagraph"/>
+        <w:numPr>
+          <w:ilvl w:val="2"/>
+          <w:numId w:val="10"/>
+        </w:numPr>
+      </w:pPr>
+      <w:r>
+        <w:t>Si el sorteo ya se realizo:</w:t>
+      </w:r>
+    </w:p>
+    <w:p>
+      <w:pPr>
+        <w:pStyle w:val="ListParagraph"/>
+        <w:numPr>
+          <w:ilvl w:val="3"/>
+          <w:numId w:val="10"/>
+        </w:numPr>
+      </w:pPr>
+      <w:r>
+        <w:lastRenderedPageBreak/>
+        <w:t>Mostrar numero(s) ganador(es)</w:t>
+      </w:r>
+    </w:p>
+    <w:p>
+      <w:pPr>
+        <w:pStyle w:val="ListParagraph"/>
+        <w:numPr>
+          <w:ilvl w:val="3"/>
+          <w:numId w:val="10"/>
+        </w:numPr>
+      </w:pPr>
+      <w:r>
+        <w:t>Indicar ganadores premio (si los hay)</w:t>
       </w:r>
     </w:p>
     <w:p>
@@ -255,17 +454,23 @@
         <w:pStyle w:val="ListParagraph"/>
         <w:numPr>
           <w:ilvl w:val="0"/>
-          <w:numId w:val="7"/>
-        </w:numPr>
-        <w:rPr>
-          <w:lang w:val="es-CO"/>
-        </w:rPr>
-      </w:pPr>
-      <w:r>
-        <w:rPr>
-          <w:lang w:val="es-CO"/>
-        </w:rPr>
-        <w:t>Solicitud</w:t>
+          <w:numId w:val="10"/>
+        </w:numPr>
+      </w:pPr>
+      <w:r>
+        <w:t>Eliminar sorteo:</w:t>
+      </w:r>
+    </w:p>
+    <w:p>
+      <w:pPr>
+        <w:pStyle w:val="ListParagraph"/>
+        <w:numPr>
+          <w:ilvl w:val="2"/>
+          <w:numId w:val="10"/>
+        </w:numPr>
+      </w:pPr>
+      <w:r>
+        <w:t>Solo si no tiene permisos asociados</w:t>
       </w:r>
     </w:p>
     <w:p>
@@ -273,31 +478,657 @@
         <w:pStyle w:val="ListParagraph"/>
         <w:numPr>
           <w:ilvl w:val="0"/>
-          <w:numId w:val="7"/>
-        </w:numPr>
-        <w:rPr>
-          <w:lang w:val="es-CO"/>
-        </w:rPr>
-      </w:pPr>
-      <w:r>
-        <w:rPr>
-          <w:lang w:val="es-CO"/>
-        </w:rPr>
-        <w:t>Resultado (ok o error)</w:t>
-      </w:r>
-    </w:p>
-    <w:p>
-      <w:pPr>
-        <w:rPr>
-          <w:lang w:val="es-CO"/>
-        </w:rPr>
-      </w:pPr>
-    </w:p>
+          <w:numId w:val="10"/>
+        </w:numPr>
+      </w:pPr>
+      <w:r>
+        <w:t>Consultar clientes de un sorteo:</w:t>
+      </w:r>
+    </w:p>
+    <w:p>
+      <w:pPr>
+        <w:pStyle w:val="ListParagraph"/>
+        <w:numPr>
+          <w:ilvl w:val="2"/>
+          <w:numId w:val="10"/>
+        </w:numPr>
+      </w:pPr>
+      <w:r>
+        <w:t>Ordenados alfabeticamente.</w:t>
+      </w:r>
+    </w:p>
+    <w:p>
+      <w:pPr>
+        <w:pStyle w:val="ListParagraph"/>
+        <w:numPr>
+          <w:ilvl w:val="2"/>
+          <w:numId w:val="10"/>
+        </w:numPr>
+      </w:pPr>
+      <w:r>
+        <w:t>Agrupados en:</w:t>
+      </w:r>
+    </w:p>
+    <w:p>
+      <w:pPr>
+        <w:pStyle w:val="ListParagraph"/>
+        <w:numPr>
+          <w:ilvl w:val="3"/>
+          <w:numId w:val="10"/>
+        </w:numPr>
+      </w:pPr>
+      <w:r>
+        <w:t>Compradores de billete completo.</w:t>
+      </w:r>
+    </w:p>
+    <w:p>
+      <w:pPr>
+        <w:pStyle w:val="ListParagraph"/>
+        <w:numPr>
+          <w:ilvl w:val="3"/>
+          <w:numId w:val="10"/>
+        </w:numPr>
+      </w:pPr>
+      <w:r>
+        <w:t>Compradores por fracción.</w:t>
+      </w:r>
+    </w:p>
+    <w:p>
+      <w:pPr>
+        <w:pStyle w:val="ListParagraph"/>
+        <w:numPr>
+          <w:ilvl w:val="0"/>
+          <w:numId w:val="10"/>
+        </w:numPr>
+      </w:pPr>
+      <w:r>
+        <w:t>Consultar ingresos por sorteo</w:t>
+      </w:r>
+    </w:p>
+    <w:p>
+      <w:pPr>
+        <w:pStyle w:val="ListParagraph"/>
+        <w:numPr>
+          <w:ilvl w:val="0"/>
+          <w:numId w:val="10"/>
+        </w:numPr>
+      </w:pPr>
+      <w:r>
+        <w:t>Constultar premios entregados en sorteos pasados:</w:t>
+      </w:r>
+    </w:p>
+    <w:p>
+      <w:pPr>
+        <w:pStyle w:val="ListParagraph"/>
+        <w:numPr>
+          <w:ilvl w:val="2"/>
+          <w:numId w:val="10"/>
+        </w:numPr>
+      </w:pPr>
+      <w:r>
+        <w:t>Mostrar:</w:t>
+      </w:r>
+    </w:p>
+    <w:p>
+      <w:pPr>
+        <w:pStyle w:val="ListParagraph"/>
+        <w:numPr>
+          <w:ilvl w:val="3"/>
+          <w:numId w:val="10"/>
+        </w:numPr>
+      </w:pPr>
+      <w:r>
+        <w:t>Premios entregados</w:t>
+      </w:r>
+    </w:p>
+    <w:p>
+      <w:pPr>
+        <w:pStyle w:val="ListParagraph"/>
+        <w:numPr>
+          <w:ilvl w:val="3"/>
+          <w:numId w:val="10"/>
+        </w:numPr>
+      </w:pPr>
+      <w:r>
+        <w:t>Nombres de los ganadores</w:t>
+      </w:r>
+    </w:p>
+    <w:p>
+      <w:pPr>
+        <w:pStyle w:val="ListParagraph"/>
+        <w:numPr>
+          <w:ilvl w:val="2"/>
+          <w:numId w:val="10"/>
+        </w:numPr>
+      </w:pPr>
+      <w:r>
+        <w:t>Calcular:</w:t>
+      </w:r>
+    </w:p>
+    <w:p>
+      <w:pPr>
+        <w:pStyle w:val="ListParagraph"/>
+        <w:numPr>
+          <w:ilvl w:val="3"/>
+          <w:numId w:val="10"/>
+        </w:numPr>
+      </w:pPr>
+      <w:r>
+        <w:t>Ganacias o perdidas.</w:t>
+      </w:r>
+    </w:p>
+    <w:p>
+      <w:pPr>
+        <w:pStyle w:val="ListParagraph"/>
+        <w:numPr>
+          <w:ilvl w:val="2"/>
+          <w:numId w:val="10"/>
+        </w:numPr>
+      </w:pPr>
+      <w:r>
+        <w:t>Nota:</w:t>
+      </w:r>
+    </w:p>
+    <w:p>
+      <w:pPr>
+        <w:pStyle w:val="ListParagraph"/>
+        <w:numPr>
+          <w:ilvl w:val="3"/>
+          <w:numId w:val="10"/>
+        </w:numPr>
+      </w:pPr>
+      <w:r>
+        <w:t>El valor del premio se divide según la cantidad de fracciones.</w:t>
+      </w:r>
+    </w:p>
+    <w:p>
+      <w:pPr>
+        <w:pStyle w:val="ListParagraph"/>
+        <w:numPr>
+          <w:ilvl w:val="0"/>
+          <w:numId w:val="10"/>
+        </w:numPr>
+      </w:pPr>
+      <w:r>
+        <w:t>Consultar balace de todos los sorteos pasados:</w:t>
+      </w:r>
+    </w:p>
+    <w:p>
+      <w:pPr>
+        <w:pStyle w:val="ListParagraph"/>
+        <w:numPr>
+          <w:ilvl w:val="2"/>
+          <w:numId w:val="10"/>
+        </w:numPr>
+      </w:pPr>
+      <w:r>
+        <w:t xml:space="preserve">Ganacias o perdidas por sorteo. </w:t>
+      </w:r>
+    </w:p>
+    <w:p>
+      <w:pPr>
+        <w:pStyle w:val="ListParagraph"/>
+        <w:numPr>
+          <w:ilvl w:val="2"/>
+          <w:numId w:val="10"/>
+        </w:numPr>
+      </w:pPr>
+      <w:r>
+        <w:t>Resumen total acumulado</w:t>
+      </w:r>
+    </w:p>
+    <w:p>
+      <w:pPr>
+        <w:rPr>
+          <w:sz w:val="32"/>
+          <w:szCs w:val="32"/>
+        </w:rPr>
+      </w:pPr>
+      <w:r>
+        <w:rPr>
+          <w:sz w:val="32"/>
+          <w:szCs w:val="32"/>
+        </w:rPr>
+        <w:t>GESTIOS DE PREMIOS</w:t>
+      </w:r>
+    </w:p>
+    <w:p>
+      <w:pPr>
+        <w:pStyle w:val="ListParagraph"/>
+        <w:numPr>
+          <w:ilvl w:val="0"/>
+          <w:numId w:val="15"/>
+        </w:numPr>
+      </w:pPr>
+      <w:r>
+        <w:t>Crear premios para un sorteo:</w:t>
+      </w:r>
+    </w:p>
+    <w:p>
+      <w:pPr>
+        <w:pStyle w:val="ListParagraph"/>
+        <w:numPr>
+          <w:ilvl w:val="0"/>
+          <w:numId w:val="16"/>
+        </w:numPr>
+      </w:pPr>
+      <w:r>
+        <w:t>Nombre</w:t>
+      </w:r>
+    </w:p>
+    <w:p>
+      <w:pPr>
+        <w:pStyle w:val="ListParagraph"/>
+        <w:numPr>
+          <w:ilvl w:val="0"/>
+          <w:numId w:val="16"/>
+        </w:numPr>
+      </w:pPr>
+      <w:r>
+        <w:t>Valor</w:t>
+      </w:r>
+    </w:p>
+    <w:p>
+      <w:pPr>
+        <w:pStyle w:val="ListParagraph"/>
+        <w:numPr>
+          <w:ilvl w:val="0"/>
+          <w:numId w:val="15"/>
+        </w:numPr>
+      </w:pPr>
+      <w:r>
+        <w:t>Listar premios:</w:t>
+      </w:r>
+    </w:p>
+    <w:p>
+      <w:pPr>
+        <w:pStyle w:val="ListParagraph"/>
+        <w:numPr>
+          <w:ilvl w:val="1"/>
+          <w:numId w:val="15"/>
+        </w:numPr>
+      </w:pPr>
+      <w:r>
+        <w:t>Ordenados por fecha</w:t>
+      </w:r>
+    </w:p>
+    <w:p>
+      <w:pPr>
+        <w:pStyle w:val="ListParagraph"/>
+        <w:numPr>
+          <w:ilvl w:val="1"/>
+          <w:numId w:val="15"/>
+        </w:numPr>
+      </w:pPr>
+      <w:r>
+        <w:t>Agrupados por sorteo</w:t>
+      </w:r>
+    </w:p>
+    <w:p>
+      <w:pPr>
+        <w:pStyle w:val="ListParagraph"/>
+        <w:numPr>
+          <w:ilvl w:val="0"/>
+          <w:numId w:val="15"/>
+        </w:numPr>
+      </w:pPr>
+      <w:r>
+        <w:t>Eliminar premios:</w:t>
+      </w:r>
+    </w:p>
+    <w:p>
+      <w:pPr>
+        <w:pStyle w:val="ListParagraph"/>
+        <w:numPr>
+          <w:ilvl w:val="1"/>
+          <w:numId w:val="15"/>
+        </w:numPr>
+      </w:pPr>
+      <w:r>
+        <w:t>Solo si el sorteo no tiene clientes asociados</w:t>
+      </w:r>
+    </w:p>
+    <w:p>
+      <w:pPr>
+        <w:pStyle w:val="ListParagraph"/>
+        <w:numPr>
+          <w:ilvl w:val="0"/>
+          <w:numId w:val="15"/>
+        </w:numPr>
+      </w:pPr>
+      <w:r>
+        <w:t>Atualizar fecha del sistema:</w:t>
+      </w:r>
+    </w:p>
+    <w:p>
+      <w:pPr>
+        <w:pStyle w:val="ListParagraph"/>
+        <w:numPr>
+          <w:ilvl w:val="1"/>
+          <w:numId w:val="15"/>
+        </w:numPr>
+      </w:pPr>
+      <w:r>
+        <w:t>Ejecuta todos los sorteso pendientes hasta la fecha actual</w:t>
+      </w:r>
+    </w:p>
+    <w:p>
+      <w:pPr>
+        <w:pStyle w:val="ListParagraph"/>
+        <w:numPr>
+          <w:ilvl w:val="1"/>
+          <w:numId w:val="15"/>
+        </w:numPr>
+      </w:pPr>
+      <w:r>
+        <w:t>Asigna números ganadores de forma aleatoria (según la cantidad de billete</w:t>
+      </w:r>
+    </w:p>
+    <w:p>
+      <w:pPr>
+        <w:pStyle w:val="ListParagraph"/>
+        <w:numPr>
+          <w:ilvl w:val="1"/>
+          <w:numId w:val="15"/>
+        </w:numPr>
+      </w:pPr>
+      <w:r>
+        <w:t>Envía las notificaciones correspondientes a los jugadores.</w:t>
+      </w:r>
+    </w:p>
+    <w:p>
+      <w:r>
+        <w:t>APP CLIENTE PARA JUGADORES</w:t>
+      </w:r>
+    </w:p>
+    <w:p>
+      <w:pPr>
+        <w:pStyle w:val="ListParagraph"/>
+        <w:numPr>
+          <w:ilvl w:val="0"/>
+          <w:numId w:val="17"/>
+        </w:numPr>
+      </w:pPr>
+      <w:r>
+        <w:lastRenderedPageBreak/>
+        <w:t>Registro de usuario:</w:t>
+      </w:r>
+    </w:p>
+    <w:p>
+      <w:pPr>
+        <w:pStyle w:val="ListParagraph"/>
+        <w:numPr>
+          <w:ilvl w:val="0"/>
+          <w:numId w:val="18"/>
+        </w:numPr>
+      </w:pPr>
+      <w:r>
+        <w:t>Nombre</w:t>
+      </w:r>
+    </w:p>
+    <w:p>
+      <w:pPr>
+        <w:pStyle w:val="ListParagraph"/>
+        <w:numPr>
+          <w:ilvl w:val="0"/>
+          <w:numId w:val="18"/>
+        </w:numPr>
+      </w:pPr>
+      <w:r>
+        <w:t>Documento</w:t>
+      </w:r>
+    </w:p>
+    <w:p>
+      <w:pPr>
+        <w:pStyle w:val="ListParagraph"/>
+        <w:numPr>
+          <w:ilvl w:val="0"/>
+          <w:numId w:val="18"/>
+        </w:numPr>
+      </w:pPr>
+      <w:r>
+        <w:t>Contraseña</w:t>
+      </w:r>
+    </w:p>
+    <w:p>
+      <w:pPr>
+        <w:pStyle w:val="ListParagraph"/>
+        <w:numPr>
+          <w:ilvl w:val="0"/>
+          <w:numId w:val="18"/>
+        </w:numPr>
+      </w:pPr>
+      <w:r>
+        <w:t>Tarjeta de credito (datos simulados)</w:t>
+      </w:r>
+    </w:p>
+    <w:p>
+      <w:pPr>
+        <w:pStyle w:val="ListParagraph"/>
+        <w:ind w:left="2160"/>
+      </w:pPr>
+    </w:p>
+    <w:p>
+      <w:pPr>
+        <w:pStyle w:val="ListParagraph"/>
+        <w:numPr>
+          <w:ilvl w:val="0"/>
+          <w:numId w:val="17"/>
+        </w:numPr>
+      </w:pPr>
+      <w:r>
+        <w:t>Consultar sortes disponibles:</w:t>
+      </w:r>
+    </w:p>
+    <w:p>
+      <w:pPr>
+        <w:pStyle w:val="ListParagraph"/>
+        <w:numPr>
+          <w:ilvl w:val="0"/>
+          <w:numId w:val="19"/>
+        </w:numPr>
+      </w:pPr>
+      <w:r>
+        <w:t>Solo aquellos que aun no han sido jugados</w:t>
+      </w:r>
+    </w:p>
+    <w:p>
+      <w:pPr>
+        <w:pStyle w:val="ListParagraph"/>
+        <w:numPr>
+          <w:ilvl w:val="0"/>
+          <w:numId w:val="17"/>
+        </w:numPr>
+      </w:pPr>
+      <w:r>
+        <w:t>Consultar numero disponibles:</w:t>
+      </w:r>
+    </w:p>
+    <w:p>
+      <w:pPr>
+        <w:pStyle w:val="ListParagraph"/>
+        <w:numPr>
+          <w:ilvl w:val="0"/>
+          <w:numId w:val="20"/>
+        </w:numPr>
+      </w:pPr>
+      <w:r>
+        <w:t>Billetes completos</w:t>
+      </w:r>
+    </w:p>
+    <w:p>
+      <w:pPr>
+        <w:pStyle w:val="ListParagraph"/>
+        <w:numPr>
+          <w:ilvl w:val="0"/>
+          <w:numId w:val="20"/>
+        </w:numPr>
+      </w:pPr>
+      <w:r>
+        <w:t>Fracciones</w:t>
+      </w:r>
+    </w:p>
+    <w:p>
+      <w:pPr>
+        <w:pStyle w:val="ListParagraph"/>
+        <w:numPr>
+          <w:ilvl w:val="0"/>
+          <w:numId w:val="17"/>
+        </w:numPr>
+      </w:pPr>
+      <w:r>
+        <w:t>Realizar compras:</w:t>
+      </w:r>
+    </w:p>
+    <w:p>
+      <w:pPr>
+        <w:pStyle w:val="ListParagraph"/>
+        <w:numPr>
+          <w:ilvl w:val="0"/>
+          <w:numId w:val="21"/>
+        </w:numPr>
+      </w:pPr>
+      <w:r>
+        <w:t>Compra de billetes cempletos</w:t>
+      </w:r>
+    </w:p>
+    <w:p>
+      <w:pPr>
+        <w:pStyle w:val="ListParagraph"/>
+        <w:numPr>
+          <w:ilvl w:val="0"/>
+          <w:numId w:val="21"/>
+        </w:numPr>
+      </w:pPr>
+      <w:r>
+        <w:t>Compra de fracciones</w:t>
+      </w:r>
+    </w:p>
+    <w:p>
+      <w:pPr>
+        <w:pStyle w:val="ListParagraph"/>
+        <w:numPr>
+          <w:ilvl w:val="0"/>
+          <w:numId w:val="17"/>
+        </w:numPr>
+      </w:pPr>
+      <w:r>
+        <w:t>Cosultar historial de compras:</w:t>
+      </w:r>
+    </w:p>
+    <w:p>
+      <w:pPr>
+        <w:pStyle w:val="ListParagraph"/>
+        <w:numPr>
+          <w:ilvl w:val="0"/>
+          <w:numId w:val="22"/>
+        </w:numPr>
+      </w:pPr>
+      <w:r>
+        <w:t>Mostrar total gastado</w:t>
+      </w:r>
+    </w:p>
+    <w:p>
+      <w:pPr>
+        <w:pStyle w:val="ListParagraph"/>
+        <w:numPr>
+          <w:ilvl w:val="0"/>
+          <w:numId w:val="17"/>
+        </w:numPr>
+      </w:pPr>
+      <w:r>
+        <w:t xml:space="preserve">Devolver compras: </w:t>
+      </w:r>
+    </w:p>
+    <w:p>
+      <w:pPr>
+        <w:pStyle w:val="ListParagraph"/>
+        <w:numPr>
+          <w:ilvl w:val="0"/>
+          <w:numId w:val="23"/>
+        </w:numPr>
+      </w:pPr>
+      <w:r>
+        <w:t xml:space="preserve">Solo si el sorteo aun no se ha realizado </w:t>
+      </w:r>
+    </w:p>
+    <w:p>
+      <w:pPr>
+        <w:pStyle w:val="ListParagraph"/>
+        <w:numPr>
+          <w:ilvl w:val="0"/>
+          <w:numId w:val="17"/>
+        </w:numPr>
+      </w:pPr>
+      <w:r>
+        <w:t>Consultar premios obtenidas</w:t>
+      </w:r>
+    </w:p>
+    <w:p>
+      <w:pPr>
+        <w:pStyle w:val="ListParagraph"/>
+        <w:numPr>
+          <w:ilvl w:val="0"/>
+          <w:numId w:val="17"/>
+        </w:numPr>
+      </w:pPr>
+      <w:r>
+        <w:t>Consultar balance personal:</w:t>
+      </w:r>
+    </w:p>
+    <w:p>
+      <w:pPr>
+        <w:pStyle w:val="ListParagraph"/>
+        <w:numPr>
+          <w:ilvl w:val="0"/>
+          <w:numId w:val="24"/>
+        </w:numPr>
+      </w:pPr>
+      <w:r>
+        <w:t xml:space="preserve">Diferencia entre dinero gastado </w:t>
+      </w:r>
+      <w:r>
+        <w:t>y premios obtenidos</w:t>
+      </w:r>
+    </w:p>
+    <w:p>
+      <w:pPr>
+        <w:pStyle w:val="ListParagraph"/>
+        <w:numPr>
+          <w:ilvl w:val="0"/>
+          <w:numId w:val="25"/>
+        </w:numPr>
+      </w:pPr>
+      <w:r>
+        <w:t>Ver notificaciones:</w:t>
+      </w:r>
+    </w:p>
+    <w:p>
+      <w:pPr>
+        <w:pStyle w:val="ListParagraph"/>
+        <w:numPr>
+          <w:ilvl w:val="0"/>
+          <w:numId w:val="26"/>
+        </w:numPr>
+      </w:pPr>
+      <w:r>
+        <w:t>Resultados y mensajes enviados por los servidores de sortes.</w:t>
+      </w:r>
+    </w:p>
+    <w:p>
+      <w:pPr>
+        <w:pStyle w:val="ListParagraph"/>
+        <w:ind w:left="1800"/>
+      </w:pPr>
+    </w:p>
+    <w:p/>
     <w:p>
       <w:pPr>
         <w:rPr>
           <w:b/>
           <w:bCs/>
+          <w:sz w:val="32"/>
+          <w:szCs w:val="32"/>
           <w:lang w:val="es-CO"/>
         </w:rPr>
       </w:pPr>
@@ -305,6 +1136,8 @@
         <w:rPr>
           <w:b/>
           <w:bCs/>
+          <w:sz w:val="32"/>
+          <w:szCs w:val="32"/>
           <w:lang w:val="es-CO"/>
         </w:rPr>
         <w:t xml:space="preserve">Descomposición </w:t>
@@ -336,6 +1169,184 @@
         </w:rPr>
         <w:t xml:space="preserve"> lo hago?</w:t>
       </w:r>
+    </w:p>
+    <w:p>
+      <w:pPr>
+        <w:rPr>
+          <w:lang w:val="es-CO"/>
+        </w:rPr>
+      </w:pPr>
+    </w:p>
+    <w:p>
+      <w:pPr>
+        <w:rPr>
+          <w:lang w:val="es-CO"/>
+        </w:rPr>
+      </w:pPr>
+      <w:r>
+        <w:rPr>
+          <w:lang w:val="es-CO"/>
+        </w:rPr>
+        <w:t>APP SERVIDOR</w:t>
+      </w:r>
+      <w:r>
+        <w:rPr>
+          <w:lang w:val="es-CO"/>
+        </w:rPr>
+        <w:tab/>
+      </w:r>
+    </w:p>
+    <w:p>
+      <w:pPr>
+        <w:pStyle w:val="ListParagraph"/>
+        <w:numPr>
+          <w:ilvl w:val="0"/>
+          <w:numId w:val="25"/>
+        </w:numPr>
+        <w:rPr>
+          <w:lang w:val="es-CO"/>
+        </w:rPr>
+      </w:pPr>
+      <w:r>
+        <w:rPr>
+          <w:lang w:val="es-CO"/>
+        </w:rPr>
+        <w:t xml:space="preserve">Procesar solicitudes </w:t>
+      </w:r>
+    </w:p>
+    <w:p>
+      <w:pPr>
+        <w:pStyle w:val="ListParagraph"/>
+        <w:numPr>
+          <w:ilvl w:val="0"/>
+          <w:numId w:val="25"/>
+        </w:numPr>
+        <w:rPr>
+          <w:lang w:val="es-CO"/>
+        </w:rPr>
+      </w:pPr>
+      <w:r>
+        <w:rPr>
+          <w:lang w:val="es-CO"/>
+        </w:rPr>
+        <w:t>Redirigir solicitudes</w:t>
+      </w:r>
+    </w:p>
+    <w:p>
+      <w:pPr>
+        <w:pStyle w:val="ListParagraph"/>
+        <w:numPr>
+          <w:ilvl w:val="0"/>
+          <w:numId w:val="25"/>
+        </w:numPr>
+        <w:rPr>
+          <w:lang w:val="es-CO"/>
+        </w:rPr>
+      </w:pPr>
+      <w:r>
+        <w:rPr>
+          <w:lang w:val="es-CO"/>
+        </w:rPr>
+        <w:t>Gestionar sorteos</w:t>
+      </w:r>
+    </w:p>
+    <w:p>
+      <w:pPr>
+        <w:pStyle w:val="ListParagraph"/>
+        <w:numPr>
+          <w:ilvl w:val="0"/>
+          <w:numId w:val="25"/>
+        </w:numPr>
+        <w:rPr>
+          <w:lang w:val="es-CO"/>
+        </w:rPr>
+      </w:pPr>
+      <w:r>
+        <w:rPr>
+          <w:lang w:val="es-CO"/>
+        </w:rPr>
+        <w:t>Enviar números ganadores</w:t>
+      </w:r>
+    </w:p>
+    <w:p>
+      <w:pPr>
+        <w:pStyle w:val="ListParagraph"/>
+        <w:numPr>
+          <w:ilvl w:val="0"/>
+          <w:numId w:val="25"/>
+        </w:numPr>
+        <w:rPr>
+          <w:lang w:val="es-CO"/>
+        </w:rPr>
+      </w:pPr>
+      <w:r>
+        <w:rPr>
+          <w:lang w:val="es-CO"/>
+        </w:rPr>
+        <w:t xml:space="preserve">Registrar solicitudes </w:t>
+      </w:r>
+    </w:p>
+    <w:p>
+      <w:pPr>
+        <w:pStyle w:val="ListParagraph"/>
+        <w:numPr>
+          <w:ilvl w:val="0"/>
+          <w:numId w:val="25"/>
+        </w:numPr>
+        <w:rPr>
+          <w:lang w:val="es-CO"/>
+        </w:rPr>
+      </w:pPr>
+      <w:r>
+        <w:rPr>
+          <w:lang w:val="es-CO"/>
+        </w:rPr>
+        <w:lastRenderedPageBreak/>
+        <w:t>Generar archivo de texto</w:t>
+      </w:r>
+    </w:p>
+    <w:p>
+      <w:pPr>
+        <w:pStyle w:val="ListParagraph"/>
+        <w:numPr>
+          <w:ilvl w:val="0"/>
+          <w:numId w:val="25"/>
+        </w:numPr>
+        <w:rPr>
+          <w:lang w:val="es-CO"/>
+        </w:rPr>
+      </w:pPr>
+      <w:r>
+        <w:rPr>
+          <w:lang w:val="es-CO"/>
+        </w:rPr>
+        <w:t xml:space="preserve">Generar mensaje </w:t>
+      </w:r>
+    </w:p>
+    <w:p>
+      <w:pPr>
+        <w:pStyle w:val="ListParagraph"/>
+        <w:numPr>
+          <w:ilvl w:val="0"/>
+          <w:numId w:val="25"/>
+        </w:numPr>
+        <w:rPr>
+          <w:lang w:val="es-CO"/>
+        </w:rPr>
+      </w:pPr>
+      <w:r>
+        <w:rPr>
+          <w:lang w:val="es-CO"/>
+        </w:rPr>
+        <w:t xml:space="preserve">Mostrar mensaje </w:t>
+      </w:r>
+    </w:p>
+    <w:p>
+      <w:pPr>
+        <w:rPr>
+          <w:lang w:val="es-CO"/>
+        </w:rPr>
+      </w:pPr>
     </w:p>
     <w:p>
       <w:pPr>
@@ -374,6 +1385,95 @@
 <file path=word/numbering.xml><?xml version="1.0" encoding="utf-8"?>
 <w:numbering xmlns:wpc="http://schemas.microsoft.com/office/word/2010/wordprocessingCanvas" xmlns:cx="http://schemas.microsoft.com/office/drawing/2014/chartex" xmlns:cx1="http://schemas.microsoft.com/office/drawing/2015/9/8/chartex" xmlns:cx2="http://schemas.microsoft.com/office/drawing/2015/10/21/chartex" xmlns:cx3="http://schemas.microsoft.com/office/drawing/2016/5/9/chartex" xmlns:cx4="http://schemas.microsoft.com/office/drawing/2016/5/10/chartex" xmlns:cx5="http://schemas.microsoft.com/office/drawing/2016/5/11/chartex" xmlns:cx6="http://schemas.microsoft.com/office/drawing/2016/5/12/chartex" xmlns:cx7="http://schemas.microsoft.com/office/drawing/2016/5/13/chartex" xmlns:cx8="http://schemas.microsoft.com/office/drawing/2016/5/14/chartex" xmlns:mc="http://schemas.openxmlformats.org/markup-compatibility/2006" xmlns:aink="http://schemas.microsoft.com/office/drawing/2016/ink" xmlns:am3d="http://schemas.microsoft.com/office/drawing/2017/model3d" xmlns:o="urn:schemas-microsoft-com:office:office" xmlns:oel="http://schemas.microsoft.com/office/2019/extlst" xmlns:r="http://schemas.openxmlformats.org/officeDocument/2006/relationships" xmlns:m="http://schemas.openxmlformats.org/officeDocument/2006/math" xmlns:v="urn:schemas-microsoft-com:vml" xmlns:wp14="http://schemas.microsoft.com/office/word/2010/wordprocessingDrawing" xmlns:wp="http://schemas.openxmlformats.org/drawingml/2006/wordprocessingDrawing" xmlns:w10="urn:schemas-microsoft-com:office:word" xmlns:w="http://schemas.openxmlformats.org/wordprocessingml/2006/main" xmlns:w14="http://schemas.microsoft.com/office/word/2010/wordml" xmlns:w15="http://schemas.microsoft.com/office/word/2012/wordml" xmlns:w16cex="http://schemas.microsoft.com/office/word/2018/wordml/cex" xmlns:w16cid="http://schemas.microsoft.com/office/word/2016/wordml/cid" xmlns:w16="http://schemas.microsoft.com/office/word/2018/wordml" xmlns:w16du="http://schemas.microsoft.com/office/word/2023/wordml/word16du" xmlns:w16sdtdh="http://schemas.microsoft.com/office/word/2020/wordml/sdtdatahash" xmlns:w16sdtfl="http://schemas.microsoft.com/office/word/2024/wordml/sdtformatlock" xmlns:w16se="http://schemas.microsoft.com/office/word/2015/wordml/symex" xmlns:wpg="http://schemas.microsoft.com/office/word/2010/wordprocessingGroup" xmlns:wpi="http://schemas.microsoft.com/office/word/2010/wordprocessingInk" xmlns:wne="http://schemas.microsoft.com/office/word/2006/wordml" xmlns:wps="http://schemas.microsoft.com/office/word/2010/wordprocessingShape" mc:Ignorable="w14 w15 w16se w16cid w16 w16cex w16sdtdh w16sdtfl w16du wp14">
   <w:abstractNum w:abstractNumId="0" w15:restartNumberingAfterBreak="0">
+    <w:nsid w:val="03340ACF"/>
+    <w:multiLevelType w:val="hybridMultilevel"/>
+    <w:tmpl w:val="0CB4CB48"/>
+    <w:lvl w:ilvl="0" w:tplc="04090011">
+      <w:start w:val="1"/>
+      <w:numFmt w:val="decimal"/>
+      <w:lvlText w:val="%1)"/>
+      <w:lvlJc w:val="left"/>
+      <w:pPr>
+        <w:ind w:left="720" w:hanging="360"/>
+      </w:pPr>
+      <w:rPr>
+        <w:rFonts w:hint="default"/>
+      </w:rPr>
+    </w:lvl>
+    <w:lvl w:ilvl="1" w:tplc="04090019" w:tentative="1">
+      <w:start w:val="1"/>
+      <w:numFmt w:val="lowerLetter"/>
+      <w:lvlText w:val="%2."/>
+      <w:lvlJc w:val="left"/>
+      <w:pPr>
+        <w:ind w:left="1440" w:hanging="360"/>
+      </w:pPr>
+    </w:lvl>
+    <w:lvl w:ilvl="2" w:tplc="0409001B" w:tentative="1">
+      <w:start w:val="1"/>
+      <w:numFmt w:val="lowerRoman"/>
+      <w:lvlText w:val="%3."/>
+      <w:lvlJc w:val="right"/>
+      <w:pPr>
+        <w:ind w:left="2160" w:hanging="180"/>
+      </w:pPr>
+    </w:lvl>
+    <w:lvl w:ilvl="3" w:tplc="0409000F" w:tentative="1">
+      <w:start w:val="1"/>
+      <w:numFmt w:val="decimal"/>
+      <w:lvlText w:val="%4."/>
+      <w:lvlJc w:val="left"/>
+      <w:pPr>
+        <w:ind w:left="2880" w:hanging="360"/>
+      </w:pPr>
+    </w:lvl>
+    <w:lvl w:ilvl="4" w:tplc="04090019" w:tentative="1">
+      <w:start w:val="1"/>
+      <w:numFmt w:val="lowerLetter"/>
+      <w:lvlText w:val="%5."/>
+      <w:lvlJc w:val="left"/>
+      <w:pPr>
+        <w:ind w:left="3600" w:hanging="360"/>
+      </w:pPr>
+    </w:lvl>
+    <w:lvl w:ilvl="5" w:tplc="0409001B" w:tentative="1">
+      <w:start w:val="1"/>
+      <w:numFmt w:val="lowerRoman"/>
+      <w:lvlText w:val="%6."/>
+      <w:lvlJc w:val="right"/>
+      <w:pPr>
+        <w:ind w:left="4320" w:hanging="180"/>
+      </w:pPr>
+    </w:lvl>
+    <w:lvl w:ilvl="6" w:tplc="0409000F" w:tentative="1">
+      <w:start w:val="1"/>
+      <w:numFmt w:val="decimal"/>
+      <w:lvlText w:val="%7."/>
+      <w:lvlJc w:val="left"/>
+      <w:pPr>
+        <w:ind w:left="5040" w:hanging="360"/>
+      </w:pPr>
+    </w:lvl>
+    <w:lvl w:ilvl="7" w:tplc="04090019" w:tentative="1">
+      <w:start w:val="1"/>
+      <w:numFmt w:val="lowerLetter"/>
+      <w:lvlText w:val="%8."/>
+      <w:lvlJc w:val="left"/>
+      <w:pPr>
+        <w:ind w:left="5760" w:hanging="360"/>
+      </w:pPr>
+    </w:lvl>
+    <w:lvl w:ilvl="8" w:tplc="0409001B" w:tentative="1">
+      <w:start w:val="1"/>
+      <w:numFmt w:val="lowerRoman"/>
+      <w:lvlText w:val="%9."/>
+      <w:lvlJc w:val="right"/>
+      <w:pPr>
+        <w:ind w:left="6480" w:hanging="180"/>
+      </w:pPr>
+    </w:lvl>
+  </w:abstractNum>
+  <w:abstractNum w:abstractNumId="1" w15:restartNumberingAfterBreak="0">
     <w:nsid w:val="06F931CB"/>
     <w:multiLevelType w:val="multilevel"/>
     <w:tmpl w:val="5EAA0530"/>
@@ -522,7 +1622,120 @@
       </w:rPr>
     </w:lvl>
   </w:abstractNum>
-  <w:abstractNum w:abstractNumId="1" w15:restartNumberingAfterBreak="0">
+  <w:abstractNum w:abstractNumId="2" w15:restartNumberingAfterBreak="0">
+    <w:nsid w:val="0E161B0A"/>
+    <w:multiLevelType w:val="hybridMultilevel"/>
+    <w:tmpl w:val="9446BB0C"/>
+    <w:lvl w:ilvl="0" w:tplc="04090001">
+      <w:start w:val="1"/>
+      <w:numFmt w:val="bullet"/>
+      <w:lvlText w:val=""/>
+      <w:lvlJc w:val="left"/>
+      <w:pPr>
+        <w:ind w:left="720" w:hanging="360"/>
+      </w:pPr>
+      <w:rPr>
+        <w:rFonts w:ascii="Symbol" w:hAnsi="Symbol" w:hint="default"/>
+      </w:rPr>
+    </w:lvl>
+    <w:lvl w:ilvl="1" w:tplc="04090003" w:tentative="1">
+      <w:start w:val="1"/>
+      <w:numFmt w:val="bullet"/>
+      <w:lvlText w:val="o"/>
+      <w:lvlJc w:val="left"/>
+      <w:pPr>
+        <w:ind w:left="1440" w:hanging="360"/>
+      </w:pPr>
+      <w:rPr>
+        <w:rFonts w:ascii="Courier New" w:hAnsi="Courier New" w:cs="Courier New" w:hint="default"/>
+      </w:rPr>
+    </w:lvl>
+    <w:lvl w:ilvl="2" w:tplc="04090005" w:tentative="1">
+      <w:start w:val="1"/>
+      <w:numFmt w:val="bullet"/>
+      <w:lvlText w:val=""/>
+      <w:lvlJc w:val="left"/>
+      <w:pPr>
+        <w:ind w:left="2160" w:hanging="360"/>
+      </w:pPr>
+      <w:rPr>
+        <w:rFonts w:ascii="Wingdings" w:hAnsi="Wingdings" w:hint="default"/>
+      </w:rPr>
+    </w:lvl>
+    <w:lvl w:ilvl="3" w:tplc="04090001" w:tentative="1">
+      <w:start w:val="1"/>
+      <w:numFmt w:val="bullet"/>
+      <w:lvlText w:val=""/>
+      <w:lvlJc w:val="left"/>
+      <w:pPr>
+        <w:ind w:left="2880" w:hanging="360"/>
+      </w:pPr>
+      <w:rPr>
+        <w:rFonts w:ascii="Symbol" w:hAnsi="Symbol" w:hint="default"/>
+      </w:rPr>
+    </w:lvl>
+    <w:lvl w:ilvl="4" w:tplc="04090003" w:tentative="1">
+      <w:start w:val="1"/>
+      <w:numFmt w:val="bullet"/>
+      <w:lvlText w:val="o"/>
+      <w:lvlJc w:val="left"/>
+      <w:pPr>
+        <w:ind w:left="3600" w:hanging="360"/>
+      </w:pPr>
+      <w:rPr>
+        <w:rFonts w:ascii="Courier New" w:hAnsi="Courier New" w:cs="Courier New" w:hint="default"/>
+      </w:rPr>
+    </w:lvl>
+    <w:lvl w:ilvl="5" w:tplc="04090005" w:tentative="1">
+      <w:start w:val="1"/>
+      <w:numFmt w:val="bullet"/>
+      <w:lvlText w:val=""/>
+      <w:lvlJc w:val="left"/>
+      <w:pPr>
+        <w:ind w:left="4320" w:hanging="360"/>
+      </w:pPr>
+      <w:rPr>
+        <w:rFonts w:ascii="Wingdings" w:hAnsi="Wingdings" w:hint="default"/>
+      </w:rPr>
+    </w:lvl>
+    <w:lvl w:ilvl="6" w:tplc="04090001" w:tentative="1">
+      <w:start w:val="1"/>
+      <w:numFmt w:val="bullet"/>
+      <w:lvlText w:val=""/>
+      <w:lvlJc w:val="left"/>
+      <w:pPr>
+        <w:ind w:left="5040" w:hanging="360"/>
+      </w:pPr>
+      <w:rPr>
+        <w:rFonts w:ascii="Symbol" w:hAnsi="Symbol" w:hint="default"/>
+      </w:rPr>
+    </w:lvl>
+    <w:lvl w:ilvl="7" w:tplc="04090003" w:tentative="1">
+      <w:start w:val="1"/>
+      <w:numFmt w:val="bullet"/>
+      <w:lvlText w:val="o"/>
+      <w:lvlJc w:val="left"/>
+      <w:pPr>
+        <w:ind w:left="5760" w:hanging="360"/>
+      </w:pPr>
+      <w:rPr>
+        <w:rFonts w:ascii="Courier New" w:hAnsi="Courier New" w:cs="Courier New" w:hint="default"/>
+      </w:rPr>
+    </w:lvl>
+    <w:lvl w:ilvl="8" w:tplc="04090005" w:tentative="1">
+      <w:start w:val="1"/>
+      <w:numFmt w:val="bullet"/>
+      <w:lvlText w:val=""/>
+      <w:lvlJc w:val="left"/>
+      <w:pPr>
+        <w:ind w:left="6480" w:hanging="360"/>
+      </w:pPr>
+      <w:rPr>
+        <w:rFonts w:ascii="Wingdings" w:hAnsi="Wingdings" w:hint="default"/>
+      </w:rPr>
+    </w:lvl>
+  </w:abstractNum>
+  <w:abstractNum w:abstractNumId="3" w15:restartNumberingAfterBreak="0">
     <w:nsid w:val="149A150C"/>
     <w:multiLevelType w:val="multilevel"/>
     <w:tmpl w:val="4992EF60"/>
@@ -671,10 +1884,322 @@
       </w:rPr>
     </w:lvl>
   </w:abstractNum>
-  <w:abstractNum w:abstractNumId="2" w15:restartNumberingAfterBreak="0">
+  <w:abstractNum w:abstractNumId="4" w15:restartNumberingAfterBreak="0">
+    <w:nsid w:val="18D31518"/>
+    <w:multiLevelType w:val="hybridMultilevel"/>
+    <w:tmpl w:val="65C23548"/>
+    <w:lvl w:ilvl="0" w:tplc="E49A6EF6">
+      <w:start w:val="1"/>
+      <w:numFmt w:val="decimal"/>
+      <w:lvlText w:val="%1."/>
+      <w:lvlJc w:val="left"/>
+      <w:pPr>
+        <w:ind w:left="1800" w:hanging="360"/>
+      </w:pPr>
+      <w:rPr>
+        <w:rFonts w:hint="default"/>
+      </w:rPr>
+    </w:lvl>
+    <w:lvl w:ilvl="1" w:tplc="04090019" w:tentative="1">
+      <w:start w:val="1"/>
+      <w:numFmt w:val="lowerLetter"/>
+      <w:lvlText w:val="%2."/>
+      <w:lvlJc w:val="left"/>
+      <w:pPr>
+        <w:ind w:left="2520" w:hanging="360"/>
+      </w:pPr>
+    </w:lvl>
+    <w:lvl w:ilvl="2" w:tplc="0409001B" w:tentative="1">
+      <w:start w:val="1"/>
+      <w:numFmt w:val="lowerRoman"/>
+      <w:lvlText w:val="%3."/>
+      <w:lvlJc w:val="right"/>
+      <w:pPr>
+        <w:ind w:left="3240" w:hanging="180"/>
+      </w:pPr>
+    </w:lvl>
+    <w:lvl w:ilvl="3" w:tplc="0409000F" w:tentative="1">
+      <w:start w:val="1"/>
+      <w:numFmt w:val="decimal"/>
+      <w:lvlText w:val="%4."/>
+      <w:lvlJc w:val="left"/>
+      <w:pPr>
+        <w:ind w:left="3960" w:hanging="360"/>
+      </w:pPr>
+    </w:lvl>
+    <w:lvl w:ilvl="4" w:tplc="04090019" w:tentative="1">
+      <w:start w:val="1"/>
+      <w:numFmt w:val="lowerLetter"/>
+      <w:lvlText w:val="%5."/>
+      <w:lvlJc w:val="left"/>
+      <w:pPr>
+        <w:ind w:left="4680" w:hanging="360"/>
+      </w:pPr>
+    </w:lvl>
+    <w:lvl w:ilvl="5" w:tplc="0409001B" w:tentative="1">
+      <w:start w:val="1"/>
+      <w:numFmt w:val="lowerRoman"/>
+      <w:lvlText w:val="%6."/>
+      <w:lvlJc w:val="right"/>
+      <w:pPr>
+        <w:ind w:left="5400" w:hanging="180"/>
+      </w:pPr>
+    </w:lvl>
+    <w:lvl w:ilvl="6" w:tplc="0409000F" w:tentative="1">
+      <w:start w:val="1"/>
+      <w:numFmt w:val="decimal"/>
+      <w:lvlText w:val="%7."/>
+      <w:lvlJc w:val="left"/>
+      <w:pPr>
+        <w:ind w:left="6120" w:hanging="360"/>
+      </w:pPr>
+    </w:lvl>
+    <w:lvl w:ilvl="7" w:tplc="04090019" w:tentative="1">
+      <w:start w:val="1"/>
+      <w:numFmt w:val="lowerLetter"/>
+      <w:lvlText w:val="%8."/>
+      <w:lvlJc w:val="left"/>
+      <w:pPr>
+        <w:ind w:left="6840" w:hanging="360"/>
+      </w:pPr>
+    </w:lvl>
+    <w:lvl w:ilvl="8" w:tplc="0409001B" w:tentative="1">
+      <w:start w:val="1"/>
+      <w:numFmt w:val="lowerRoman"/>
+      <w:lvlText w:val="%9."/>
+      <w:lvlJc w:val="right"/>
+      <w:pPr>
+        <w:ind w:left="7560" w:hanging="180"/>
+      </w:pPr>
+    </w:lvl>
+  </w:abstractNum>
+  <w:abstractNum w:abstractNumId="5" w15:restartNumberingAfterBreak="0">
+    <w:nsid w:val="22A971C3"/>
+    <w:multiLevelType w:val="hybridMultilevel"/>
+    <w:tmpl w:val="30D258E2"/>
+    <w:lvl w:ilvl="0" w:tplc="04090001">
+      <w:start w:val="1"/>
+      <w:numFmt w:val="bullet"/>
+      <w:lvlText w:val=""/>
+      <w:lvlJc w:val="left"/>
+      <w:pPr>
+        <w:ind w:left="1440" w:hanging="360"/>
+      </w:pPr>
+      <w:rPr>
+        <w:rFonts w:ascii="Symbol" w:hAnsi="Symbol" w:hint="default"/>
+      </w:rPr>
+    </w:lvl>
+    <w:lvl w:ilvl="1" w:tplc="04090003" w:tentative="1">
+      <w:start w:val="1"/>
+      <w:numFmt w:val="bullet"/>
+      <w:lvlText w:val="o"/>
+      <w:lvlJc w:val="left"/>
+      <w:pPr>
+        <w:ind w:left="2160" w:hanging="360"/>
+      </w:pPr>
+      <w:rPr>
+        <w:rFonts w:ascii="Courier New" w:hAnsi="Courier New" w:cs="Courier New" w:hint="default"/>
+      </w:rPr>
+    </w:lvl>
+    <w:lvl w:ilvl="2" w:tplc="04090005" w:tentative="1">
+      <w:start w:val="1"/>
+      <w:numFmt w:val="bullet"/>
+      <w:lvlText w:val=""/>
+      <w:lvlJc w:val="left"/>
+      <w:pPr>
+        <w:ind w:left="2880" w:hanging="360"/>
+      </w:pPr>
+      <w:rPr>
+        <w:rFonts w:ascii="Wingdings" w:hAnsi="Wingdings" w:hint="default"/>
+      </w:rPr>
+    </w:lvl>
+    <w:lvl w:ilvl="3" w:tplc="04090001" w:tentative="1">
+      <w:start w:val="1"/>
+      <w:numFmt w:val="bullet"/>
+      <w:lvlText w:val=""/>
+      <w:lvlJc w:val="left"/>
+      <w:pPr>
+        <w:ind w:left="3600" w:hanging="360"/>
+      </w:pPr>
+      <w:rPr>
+        <w:rFonts w:ascii="Symbol" w:hAnsi="Symbol" w:hint="default"/>
+      </w:rPr>
+    </w:lvl>
+    <w:lvl w:ilvl="4" w:tplc="04090003" w:tentative="1">
+      <w:start w:val="1"/>
+      <w:numFmt w:val="bullet"/>
+      <w:lvlText w:val="o"/>
+      <w:lvlJc w:val="left"/>
+      <w:pPr>
+        <w:ind w:left="4320" w:hanging="360"/>
+      </w:pPr>
+      <w:rPr>
+        <w:rFonts w:ascii="Courier New" w:hAnsi="Courier New" w:cs="Courier New" w:hint="default"/>
+      </w:rPr>
+    </w:lvl>
+    <w:lvl w:ilvl="5" w:tplc="04090005" w:tentative="1">
+      <w:start w:val="1"/>
+      <w:numFmt w:val="bullet"/>
+      <w:lvlText w:val=""/>
+      <w:lvlJc w:val="left"/>
+      <w:pPr>
+        <w:ind w:left="5040" w:hanging="360"/>
+      </w:pPr>
+      <w:rPr>
+        <w:rFonts w:ascii="Wingdings" w:hAnsi="Wingdings" w:hint="default"/>
+      </w:rPr>
+    </w:lvl>
+    <w:lvl w:ilvl="6" w:tplc="04090001" w:tentative="1">
+      <w:start w:val="1"/>
+      <w:numFmt w:val="bullet"/>
+      <w:lvlText w:val=""/>
+      <w:lvlJc w:val="left"/>
+      <w:pPr>
+        <w:ind w:left="5760" w:hanging="360"/>
+      </w:pPr>
+      <w:rPr>
+        <w:rFonts w:ascii="Symbol" w:hAnsi="Symbol" w:hint="default"/>
+      </w:rPr>
+    </w:lvl>
+    <w:lvl w:ilvl="7" w:tplc="04090003" w:tentative="1">
+      <w:start w:val="1"/>
+      <w:numFmt w:val="bullet"/>
+      <w:lvlText w:val="o"/>
+      <w:lvlJc w:val="left"/>
+      <w:pPr>
+        <w:ind w:left="6480" w:hanging="360"/>
+      </w:pPr>
+      <w:rPr>
+        <w:rFonts w:ascii="Courier New" w:hAnsi="Courier New" w:cs="Courier New" w:hint="default"/>
+      </w:rPr>
+    </w:lvl>
+    <w:lvl w:ilvl="8" w:tplc="04090005" w:tentative="1">
+      <w:start w:val="1"/>
+      <w:numFmt w:val="bullet"/>
+      <w:lvlText w:val=""/>
+      <w:lvlJc w:val="left"/>
+      <w:pPr>
+        <w:ind w:left="7200" w:hanging="360"/>
+      </w:pPr>
+      <w:rPr>
+        <w:rFonts w:ascii="Wingdings" w:hAnsi="Wingdings" w:hint="default"/>
+      </w:rPr>
+    </w:lvl>
+  </w:abstractNum>
+  <w:abstractNum w:abstractNumId="6" w15:restartNumberingAfterBreak="0">
+    <w:nsid w:val="22FC50A7"/>
+    <w:multiLevelType w:val="hybridMultilevel"/>
+    <w:tmpl w:val="1778B24C"/>
+    <w:lvl w:ilvl="0" w:tplc="04090001">
+      <w:start w:val="1"/>
+      <w:numFmt w:val="bullet"/>
+      <w:lvlText w:val=""/>
+      <w:lvlJc w:val="left"/>
+      <w:pPr>
+        <w:ind w:left="720" w:hanging="360"/>
+      </w:pPr>
+      <w:rPr>
+        <w:rFonts w:ascii="Symbol" w:hAnsi="Symbol" w:hint="default"/>
+      </w:rPr>
+    </w:lvl>
+    <w:lvl w:ilvl="1" w:tplc="04090019">
+      <w:start w:val="1"/>
+      <w:numFmt w:val="lowerLetter"/>
+      <w:lvlText w:val="%2."/>
+      <w:lvlJc w:val="left"/>
+      <w:pPr>
+        <w:ind w:left="1440" w:hanging="360"/>
+      </w:pPr>
+    </w:lvl>
+    <w:lvl w:ilvl="2" w:tplc="04090005" w:tentative="1">
+      <w:start w:val="1"/>
+      <w:numFmt w:val="bullet"/>
+      <w:lvlText w:val=""/>
+      <w:lvlJc w:val="left"/>
+      <w:pPr>
+        <w:ind w:left="2160" w:hanging="360"/>
+      </w:pPr>
+      <w:rPr>
+        <w:rFonts w:ascii="Wingdings" w:hAnsi="Wingdings" w:hint="default"/>
+      </w:rPr>
+    </w:lvl>
+    <w:lvl w:ilvl="3" w:tplc="04090001" w:tentative="1">
+      <w:start w:val="1"/>
+      <w:numFmt w:val="bullet"/>
+      <w:lvlText w:val=""/>
+      <w:lvlJc w:val="left"/>
+      <w:pPr>
+        <w:ind w:left="2880" w:hanging="360"/>
+      </w:pPr>
+      <w:rPr>
+        <w:rFonts w:ascii="Symbol" w:hAnsi="Symbol" w:hint="default"/>
+      </w:rPr>
+    </w:lvl>
+    <w:lvl w:ilvl="4" w:tplc="04090003" w:tentative="1">
+      <w:start w:val="1"/>
+      <w:numFmt w:val="bullet"/>
+      <w:lvlText w:val="o"/>
+      <w:lvlJc w:val="left"/>
+      <w:pPr>
+        <w:ind w:left="3600" w:hanging="360"/>
+      </w:pPr>
+      <w:rPr>
+        <w:rFonts w:ascii="Courier New" w:hAnsi="Courier New" w:cs="Courier New" w:hint="default"/>
+      </w:rPr>
+    </w:lvl>
+    <w:lvl w:ilvl="5" w:tplc="04090005" w:tentative="1">
+      <w:start w:val="1"/>
+      <w:numFmt w:val="bullet"/>
+      <w:lvlText w:val=""/>
+      <w:lvlJc w:val="left"/>
+      <w:pPr>
+        <w:ind w:left="4320" w:hanging="360"/>
+      </w:pPr>
+      <w:rPr>
+        <w:rFonts w:ascii="Wingdings" w:hAnsi="Wingdings" w:hint="default"/>
+      </w:rPr>
+    </w:lvl>
+    <w:lvl w:ilvl="6" w:tplc="04090001" w:tentative="1">
+      <w:start w:val="1"/>
+      <w:numFmt w:val="bullet"/>
+      <w:lvlText w:val=""/>
+      <w:lvlJc w:val="left"/>
+      <w:pPr>
+        <w:ind w:left="5040" w:hanging="360"/>
+      </w:pPr>
+      <w:rPr>
+        <w:rFonts w:ascii="Symbol" w:hAnsi="Symbol" w:hint="default"/>
+      </w:rPr>
+    </w:lvl>
+    <w:lvl w:ilvl="7" w:tplc="04090003" w:tentative="1">
+      <w:start w:val="1"/>
+      <w:numFmt w:val="bullet"/>
+      <w:lvlText w:val="o"/>
+      <w:lvlJc w:val="left"/>
+      <w:pPr>
+        <w:ind w:left="5760" w:hanging="360"/>
+      </w:pPr>
+      <w:rPr>
+        <w:rFonts w:ascii="Courier New" w:hAnsi="Courier New" w:cs="Courier New" w:hint="default"/>
+      </w:rPr>
+    </w:lvl>
+    <w:lvl w:ilvl="8" w:tplc="04090005" w:tentative="1">
+      <w:start w:val="1"/>
+      <w:numFmt w:val="bullet"/>
+      <w:lvlText w:val=""/>
+      <w:lvlJc w:val="left"/>
+      <w:pPr>
+        <w:ind w:left="6480" w:hanging="360"/>
+      </w:pPr>
+      <w:rPr>
+        <w:rFonts w:ascii="Wingdings" w:hAnsi="Wingdings" w:hint="default"/>
+      </w:rPr>
+    </w:lvl>
+  </w:abstractNum>
+  <w:abstractNum w:abstractNumId="7" w15:restartNumberingAfterBreak="0">
     <w:nsid w:val="2CE21B09"/>
     <w:multiLevelType w:val="hybridMultilevel"/>
-    <w:tmpl w:val="BFC69B54"/>
+    <w:tmpl w:val="DD7A2872"/>
     <w:lvl w:ilvl="0" w:tplc="04090001">
       <w:start w:val="1"/>
       <w:numFmt w:val="bullet"/>
@@ -784,7 +2309,7 @@
       </w:rPr>
     </w:lvl>
   </w:abstractNum>
-  <w:abstractNum w:abstractNumId="3" w15:restartNumberingAfterBreak="0">
+  <w:abstractNum w:abstractNumId="8" w15:restartNumberingAfterBreak="0">
     <w:nsid w:val="37B01267"/>
     <w:multiLevelType w:val="multilevel"/>
     <w:tmpl w:val="526C9244"/>
@@ -933,7 +2458,645 @@
       </w:rPr>
     </w:lvl>
   </w:abstractNum>
-  <w:abstractNum w:abstractNumId="4" w15:restartNumberingAfterBreak="0">
+  <w:abstractNum w:abstractNumId="9" w15:restartNumberingAfterBreak="0">
+    <w:nsid w:val="37B96827"/>
+    <w:multiLevelType w:val="hybridMultilevel"/>
+    <w:tmpl w:val="E72C43D6"/>
+    <w:lvl w:ilvl="0" w:tplc="0409000F">
+      <w:start w:val="1"/>
+      <w:numFmt w:val="decimal"/>
+      <w:lvlText w:val="%1."/>
+      <w:lvlJc w:val="left"/>
+      <w:pPr>
+        <w:ind w:left="1800" w:hanging="360"/>
+      </w:pPr>
+    </w:lvl>
+    <w:lvl w:ilvl="1" w:tplc="04090019" w:tentative="1">
+      <w:start w:val="1"/>
+      <w:numFmt w:val="lowerLetter"/>
+      <w:lvlText w:val="%2."/>
+      <w:lvlJc w:val="left"/>
+      <w:pPr>
+        <w:ind w:left="2520" w:hanging="360"/>
+      </w:pPr>
+    </w:lvl>
+    <w:lvl w:ilvl="2" w:tplc="0409001B" w:tentative="1">
+      <w:start w:val="1"/>
+      <w:numFmt w:val="lowerRoman"/>
+      <w:lvlText w:val="%3."/>
+      <w:lvlJc w:val="right"/>
+      <w:pPr>
+        <w:ind w:left="3240" w:hanging="180"/>
+      </w:pPr>
+    </w:lvl>
+    <w:lvl w:ilvl="3" w:tplc="0409000F" w:tentative="1">
+      <w:start w:val="1"/>
+      <w:numFmt w:val="decimal"/>
+      <w:lvlText w:val="%4."/>
+      <w:lvlJc w:val="left"/>
+      <w:pPr>
+        <w:ind w:left="3960" w:hanging="360"/>
+      </w:pPr>
+    </w:lvl>
+    <w:lvl w:ilvl="4" w:tplc="04090019" w:tentative="1">
+      <w:start w:val="1"/>
+      <w:numFmt w:val="lowerLetter"/>
+      <w:lvlText w:val="%5."/>
+      <w:lvlJc w:val="left"/>
+      <w:pPr>
+        <w:ind w:left="4680" w:hanging="360"/>
+      </w:pPr>
+    </w:lvl>
+    <w:lvl w:ilvl="5" w:tplc="0409001B" w:tentative="1">
+      <w:start w:val="1"/>
+      <w:numFmt w:val="lowerRoman"/>
+      <w:lvlText w:val="%6."/>
+      <w:lvlJc w:val="right"/>
+      <w:pPr>
+        <w:ind w:left="5400" w:hanging="180"/>
+      </w:pPr>
+    </w:lvl>
+    <w:lvl w:ilvl="6" w:tplc="0409000F" w:tentative="1">
+      <w:start w:val="1"/>
+      <w:numFmt w:val="decimal"/>
+      <w:lvlText w:val="%7."/>
+      <w:lvlJc w:val="left"/>
+      <w:pPr>
+        <w:ind w:left="6120" w:hanging="360"/>
+      </w:pPr>
+    </w:lvl>
+    <w:lvl w:ilvl="7" w:tplc="04090019" w:tentative="1">
+      <w:start w:val="1"/>
+      <w:numFmt w:val="lowerLetter"/>
+      <w:lvlText w:val="%8."/>
+      <w:lvlJc w:val="left"/>
+      <w:pPr>
+        <w:ind w:left="6840" w:hanging="360"/>
+      </w:pPr>
+    </w:lvl>
+    <w:lvl w:ilvl="8" w:tplc="0409001B" w:tentative="1">
+      <w:start w:val="1"/>
+      <w:numFmt w:val="lowerRoman"/>
+      <w:lvlText w:val="%9."/>
+      <w:lvlJc w:val="right"/>
+      <w:pPr>
+        <w:ind w:left="7560" w:hanging="180"/>
+      </w:pPr>
+    </w:lvl>
+  </w:abstractNum>
+  <w:abstractNum w:abstractNumId="10" w15:restartNumberingAfterBreak="0">
+    <w:nsid w:val="39A70D22"/>
+    <w:multiLevelType w:val="hybridMultilevel"/>
+    <w:tmpl w:val="DCAC4902"/>
+    <w:lvl w:ilvl="0" w:tplc="D4041A5E">
+      <w:start w:val="1"/>
+      <w:numFmt w:val="decimal"/>
+      <w:lvlText w:val="%1."/>
+      <w:lvlJc w:val="left"/>
+      <w:pPr>
+        <w:ind w:left="1800" w:hanging="360"/>
+      </w:pPr>
+      <w:rPr>
+        <w:rFonts w:hint="default"/>
+      </w:rPr>
+    </w:lvl>
+    <w:lvl w:ilvl="1" w:tplc="04090019" w:tentative="1">
+      <w:start w:val="1"/>
+      <w:numFmt w:val="lowerLetter"/>
+      <w:lvlText w:val="%2."/>
+      <w:lvlJc w:val="left"/>
+      <w:pPr>
+        <w:ind w:left="2520" w:hanging="360"/>
+      </w:pPr>
+    </w:lvl>
+    <w:lvl w:ilvl="2" w:tplc="0409001B" w:tentative="1">
+      <w:start w:val="1"/>
+      <w:numFmt w:val="lowerRoman"/>
+      <w:lvlText w:val="%3."/>
+      <w:lvlJc w:val="right"/>
+      <w:pPr>
+        <w:ind w:left="3240" w:hanging="180"/>
+      </w:pPr>
+    </w:lvl>
+    <w:lvl w:ilvl="3" w:tplc="0409000F" w:tentative="1">
+      <w:start w:val="1"/>
+      <w:numFmt w:val="decimal"/>
+      <w:lvlText w:val="%4."/>
+      <w:lvlJc w:val="left"/>
+      <w:pPr>
+        <w:ind w:left="3960" w:hanging="360"/>
+      </w:pPr>
+    </w:lvl>
+    <w:lvl w:ilvl="4" w:tplc="04090019" w:tentative="1">
+      <w:start w:val="1"/>
+      <w:numFmt w:val="lowerLetter"/>
+      <w:lvlText w:val="%5."/>
+      <w:lvlJc w:val="left"/>
+      <w:pPr>
+        <w:ind w:left="4680" w:hanging="360"/>
+      </w:pPr>
+    </w:lvl>
+    <w:lvl w:ilvl="5" w:tplc="0409001B" w:tentative="1">
+      <w:start w:val="1"/>
+      <w:numFmt w:val="lowerRoman"/>
+      <w:lvlText w:val="%6."/>
+      <w:lvlJc w:val="right"/>
+      <w:pPr>
+        <w:ind w:left="5400" w:hanging="180"/>
+      </w:pPr>
+    </w:lvl>
+    <w:lvl w:ilvl="6" w:tplc="0409000F" w:tentative="1">
+      <w:start w:val="1"/>
+      <w:numFmt w:val="decimal"/>
+      <w:lvlText w:val="%7."/>
+      <w:lvlJc w:val="left"/>
+      <w:pPr>
+        <w:ind w:left="6120" w:hanging="360"/>
+      </w:pPr>
+    </w:lvl>
+    <w:lvl w:ilvl="7" w:tplc="04090019" w:tentative="1">
+      <w:start w:val="1"/>
+      <w:numFmt w:val="lowerLetter"/>
+      <w:lvlText w:val="%8."/>
+      <w:lvlJc w:val="left"/>
+      <w:pPr>
+        <w:ind w:left="6840" w:hanging="360"/>
+      </w:pPr>
+    </w:lvl>
+    <w:lvl w:ilvl="8" w:tplc="0409001B" w:tentative="1">
+      <w:start w:val="1"/>
+      <w:numFmt w:val="lowerRoman"/>
+      <w:lvlText w:val="%9."/>
+      <w:lvlJc w:val="right"/>
+      <w:pPr>
+        <w:ind w:left="7560" w:hanging="180"/>
+      </w:pPr>
+    </w:lvl>
+  </w:abstractNum>
+  <w:abstractNum w:abstractNumId="11" w15:restartNumberingAfterBreak="0">
+    <w:nsid w:val="3AF45C6C"/>
+    <w:multiLevelType w:val="hybridMultilevel"/>
+    <w:tmpl w:val="AF40D02C"/>
+    <w:lvl w:ilvl="0" w:tplc="04090019">
+      <w:start w:val="1"/>
+      <w:numFmt w:val="lowerLetter"/>
+      <w:lvlText w:val="%1."/>
+      <w:lvlJc w:val="left"/>
+      <w:pPr>
+        <w:ind w:left="1440" w:hanging="360"/>
+      </w:pPr>
+    </w:lvl>
+    <w:lvl w:ilvl="1" w:tplc="04090019" w:tentative="1">
+      <w:start w:val="1"/>
+      <w:numFmt w:val="lowerLetter"/>
+      <w:lvlText w:val="%2."/>
+      <w:lvlJc w:val="left"/>
+      <w:pPr>
+        <w:ind w:left="2160" w:hanging="360"/>
+      </w:pPr>
+    </w:lvl>
+    <w:lvl w:ilvl="2" w:tplc="0409001B" w:tentative="1">
+      <w:start w:val="1"/>
+      <w:numFmt w:val="lowerRoman"/>
+      <w:lvlText w:val="%3."/>
+      <w:lvlJc w:val="right"/>
+      <w:pPr>
+        <w:ind w:left="2880" w:hanging="180"/>
+      </w:pPr>
+    </w:lvl>
+    <w:lvl w:ilvl="3" w:tplc="0409000F" w:tentative="1">
+      <w:start w:val="1"/>
+      <w:numFmt w:val="decimal"/>
+      <w:lvlText w:val="%4."/>
+      <w:lvlJc w:val="left"/>
+      <w:pPr>
+        <w:ind w:left="3600" w:hanging="360"/>
+      </w:pPr>
+    </w:lvl>
+    <w:lvl w:ilvl="4" w:tplc="04090019" w:tentative="1">
+      <w:start w:val="1"/>
+      <w:numFmt w:val="lowerLetter"/>
+      <w:lvlText w:val="%5."/>
+      <w:lvlJc w:val="left"/>
+      <w:pPr>
+        <w:ind w:left="4320" w:hanging="360"/>
+      </w:pPr>
+    </w:lvl>
+    <w:lvl w:ilvl="5" w:tplc="0409001B" w:tentative="1">
+      <w:start w:val="1"/>
+      <w:numFmt w:val="lowerRoman"/>
+      <w:lvlText w:val="%6."/>
+      <w:lvlJc w:val="right"/>
+      <w:pPr>
+        <w:ind w:left="5040" w:hanging="180"/>
+      </w:pPr>
+    </w:lvl>
+    <w:lvl w:ilvl="6" w:tplc="0409000F" w:tentative="1">
+      <w:start w:val="1"/>
+      <w:numFmt w:val="decimal"/>
+      <w:lvlText w:val="%7."/>
+      <w:lvlJc w:val="left"/>
+      <w:pPr>
+        <w:ind w:left="5760" w:hanging="360"/>
+      </w:pPr>
+    </w:lvl>
+    <w:lvl w:ilvl="7" w:tplc="04090019" w:tentative="1">
+      <w:start w:val="1"/>
+      <w:numFmt w:val="lowerLetter"/>
+      <w:lvlText w:val="%8."/>
+      <w:lvlJc w:val="left"/>
+      <w:pPr>
+        <w:ind w:left="6480" w:hanging="360"/>
+      </w:pPr>
+    </w:lvl>
+    <w:lvl w:ilvl="8" w:tplc="0409001B" w:tentative="1">
+      <w:start w:val="1"/>
+      <w:numFmt w:val="lowerRoman"/>
+      <w:lvlText w:val="%9."/>
+      <w:lvlJc w:val="right"/>
+      <w:pPr>
+        <w:ind w:left="7200" w:hanging="180"/>
+      </w:pPr>
+    </w:lvl>
+  </w:abstractNum>
+  <w:abstractNum w:abstractNumId="12" w15:restartNumberingAfterBreak="0">
+    <w:nsid w:val="438A5433"/>
+    <w:multiLevelType w:val="hybridMultilevel"/>
+    <w:tmpl w:val="D4069F3E"/>
+    <w:lvl w:ilvl="0" w:tplc="0409000F">
+      <w:start w:val="1"/>
+      <w:numFmt w:val="decimal"/>
+      <w:lvlText w:val="%1."/>
+      <w:lvlJc w:val="left"/>
+      <w:pPr>
+        <w:ind w:left="1800" w:hanging="360"/>
+      </w:pPr>
+    </w:lvl>
+    <w:lvl w:ilvl="1" w:tplc="04090019" w:tentative="1">
+      <w:start w:val="1"/>
+      <w:numFmt w:val="lowerLetter"/>
+      <w:lvlText w:val="%2."/>
+      <w:lvlJc w:val="left"/>
+      <w:pPr>
+        <w:ind w:left="2520" w:hanging="360"/>
+      </w:pPr>
+    </w:lvl>
+    <w:lvl w:ilvl="2" w:tplc="0409001B" w:tentative="1">
+      <w:start w:val="1"/>
+      <w:numFmt w:val="lowerRoman"/>
+      <w:lvlText w:val="%3."/>
+      <w:lvlJc w:val="right"/>
+      <w:pPr>
+        <w:ind w:left="3240" w:hanging="180"/>
+      </w:pPr>
+    </w:lvl>
+    <w:lvl w:ilvl="3" w:tplc="0409000F" w:tentative="1">
+      <w:start w:val="1"/>
+      <w:numFmt w:val="decimal"/>
+      <w:lvlText w:val="%4."/>
+      <w:lvlJc w:val="left"/>
+      <w:pPr>
+        <w:ind w:left="3960" w:hanging="360"/>
+      </w:pPr>
+    </w:lvl>
+    <w:lvl w:ilvl="4" w:tplc="04090019" w:tentative="1">
+      <w:start w:val="1"/>
+      <w:numFmt w:val="lowerLetter"/>
+      <w:lvlText w:val="%5."/>
+      <w:lvlJc w:val="left"/>
+      <w:pPr>
+        <w:ind w:left="4680" w:hanging="360"/>
+      </w:pPr>
+    </w:lvl>
+    <w:lvl w:ilvl="5" w:tplc="0409001B" w:tentative="1">
+      <w:start w:val="1"/>
+      <w:numFmt w:val="lowerRoman"/>
+      <w:lvlText w:val="%6."/>
+      <w:lvlJc w:val="right"/>
+      <w:pPr>
+        <w:ind w:left="5400" w:hanging="180"/>
+      </w:pPr>
+    </w:lvl>
+    <w:lvl w:ilvl="6" w:tplc="0409000F" w:tentative="1">
+      <w:start w:val="1"/>
+      <w:numFmt w:val="decimal"/>
+      <w:lvlText w:val="%7."/>
+      <w:lvlJc w:val="left"/>
+      <w:pPr>
+        <w:ind w:left="6120" w:hanging="360"/>
+      </w:pPr>
+    </w:lvl>
+    <w:lvl w:ilvl="7" w:tplc="04090019" w:tentative="1">
+      <w:start w:val="1"/>
+      <w:numFmt w:val="lowerLetter"/>
+      <w:lvlText w:val="%8."/>
+      <w:lvlJc w:val="left"/>
+      <w:pPr>
+        <w:ind w:left="6840" w:hanging="360"/>
+      </w:pPr>
+    </w:lvl>
+    <w:lvl w:ilvl="8" w:tplc="0409001B" w:tentative="1">
+      <w:start w:val="1"/>
+      <w:numFmt w:val="lowerRoman"/>
+      <w:lvlText w:val="%9."/>
+      <w:lvlJc w:val="right"/>
+      <w:pPr>
+        <w:ind w:left="7560" w:hanging="180"/>
+      </w:pPr>
+    </w:lvl>
+  </w:abstractNum>
+  <w:abstractNum w:abstractNumId="13" w15:restartNumberingAfterBreak="0">
+    <w:nsid w:val="58CD709D"/>
+    <w:multiLevelType w:val="hybridMultilevel"/>
+    <w:tmpl w:val="A08495A0"/>
+    <w:lvl w:ilvl="0" w:tplc="0AA81DF4">
+      <w:start w:val="1"/>
+      <w:numFmt w:val="decimal"/>
+      <w:lvlText w:val="%1."/>
+      <w:lvlJc w:val="left"/>
+      <w:pPr>
+        <w:ind w:left="1800" w:hanging="360"/>
+      </w:pPr>
+      <w:rPr>
+        <w:rFonts w:hint="default"/>
+      </w:rPr>
+    </w:lvl>
+    <w:lvl w:ilvl="1" w:tplc="04090019" w:tentative="1">
+      <w:start w:val="1"/>
+      <w:numFmt w:val="lowerLetter"/>
+      <w:lvlText w:val="%2."/>
+      <w:lvlJc w:val="left"/>
+      <w:pPr>
+        <w:ind w:left="2520" w:hanging="360"/>
+      </w:pPr>
+    </w:lvl>
+    <w:lvl w:ilvl="2" w:tplc="0409001B" w:tentative="1">
+      <w:start w:val="1"/>
+      <w:numFmt w:val="lowerRoman"/>
+      <w:lvlText w:val="%3."/>
+      <w:lvlJc w:val="right"/>
+      <w:pPr>
+        <w:ind w:left="3240" w:hanging="180"/>
+      </w:pPr>
+    </w:lvl>
+    <w:lvl w:ilvl="3" w:tplc="0409000F" w:tentative="1">
+      <w:start w:val="1"/>
+      <w:numFmt w:val="decimal"/>
+      <w:lvlText w:val="%4."/>
+      <w:lvlJc w:val="left"/>
+      <w:pPr>
+        <w:ind w:left="3960" w:hanging="360"/>
+      </w:pPr>
+    </w:lvl>
+    <w:lvl w:ilvl="4" w:tplc="04090019" w:tentative="1">
+      <w:start w:val="1"/>
+      <w:numFmt w:val="lowerLetter"/>
+      <w:lvlText w:val="%5."/>
+      <w:lvlJc w:val="left"/>
+      <w:pPr>
+        <w:ind w:left="4680" w:hanging="360"/>
+      </w:pPr>
+    </w:lvl>
+    <w:lvl w:ilvl="5" w:tplc="0409001B" w:tentative="1">
+      <w:start w:val="1"/>
+      <w:numFmt w:val="lowerRoman"/>
+      <w:lvlText w:val="%6."/>
+      <w:lvlJc w:val="right"/>
+      <w:pPr>
+        <w:ind w:left="5400" w:hanging="180"/>
+      </w:pPr>
+    </w:lvl>
+    <w:lvl w:ilvl="6" w:tplc="0409000F" w:tentative="1">
+      <w:start w:val="1"/>
+      <w:numFmt w:val="decimal"/>
+      <w:lvlText w:val="%7."/>
+      <w:lvlJc w:val="left"/>
+      <w:pPr>
+        <w:ind w:left="6120" w:hanging="360"/>
+      </w:pPr>
+    </w:lvl>
+    <w:lvl w:ilvl="7" w:tplc="04090019" w:tentative="1">
+      <w:start w:val="1"/>
+      <w:numFmt w:val="lowerLetter"/>
+      <w:lvlText w:val="%8."/>
+      <w:lvlJc w:val="left"/>
+      <w:pPr>
+        <w:ind w:left="6840" w:hanging="360"/>
+      </w:pPr>
+    </w:lvl>
+    <w:lvl w:ilvl="8" w:tplc="0409001B" w:tentative="1">
+      <w:start w:val="1"/>
+      <w:numFmt w:val="lowerRoman"/>
+      <w:lvlText w:val="%9."/>
+      <w:lvlJc w:val="right"/>
+      <w:pPr>
+        <w:ind w:left="7560" w:hanging="180"/>
+      </w:pPr>
+    </w:lvl>
+  </w:abstractNum>
+  <w:abstractNum w:abstractNumId="14" w15:restartNumberingAfterBreak="0">
+    <w:nsid w:val="5BE531F3"/>
+    <w:multiLevelType w:val="hybridMultilevel"/>
+    <w:tmpl w:val="D722F64C"/>
+    <w:lvl w:ilvl="0" w:tplc="E2185900">
+      <w:start w:val="1"/>
+      <w:numFmt w:val="decimal"/>
+      <w:lvlText w:val="%1."/>
+      <w:lvlJc w:val="left"/>
+      <w:pPr>
+        <w:ind w:left="1800" w:hanging="360"/>
+      </w:pPr>
+      <w:rPr>
+        <w:rFonts w:hint="default"/>
+      </w:rPr>
+    </w:lvl>
+    <w:lvl w:ilvl="1" w:tplc="04090019" w:tentative="1">
+      <w:start w:val="1"/>
+      <w:numFmt w:val="lowerLetter"/>
+      <w:lvlText w:val="%2."/>
+      <w:lvlJc w:val="left"/>
+      <w:pPr>
+        <w:ind w:left="2520" w:hanging="360"/>
+      </w:pPr>
+    </w:lvl>
+    <w:lvl w:ilvl="2" w:tplc="0409001B" w:tentative="1">
+      <w:start w:val="1"/>
+      <w:numFmt w:val="lowerRoman"/>
+      <w:lvlText w:val="%3."/>
+      <w:lvlJc w:val="right"/>
+      <w:pPr>
+        <w:ind w:left="3240" w:hanging="180"/>
+      </w:pPr>
+    </w:lvl>
+    <w:lvl w:ilvl="3" w:tplc="0409000F" w:tentative="1">
+      <w:start w:val="1"/>
+      <w:numFmt w:val="decimal"/>
+      <w:lvlText w:val="%4."/>
+      <w:lvlJc w:val="left"/>
+      <w:pPr>
+        <w:ind w:left="3960" w:hanging="360"/>
+      </w:pPr>
+    </w:lvl>
+    <w:lvl w:ilvl="4" w:tplc="04090019" w:tentative="1">
+      <w:start w:val="1"/>
+      <w:numFmt w:val="lowerLetter"/>
+      <w:lvlText w:val="%5."/>
+      <w:lvlJc w:val="left"/>
+      <w:pPr>
+        <w:ind w:left="4680" w:hanging="360"/>
+      </w:pPr>
+    </w:lvl>
+    <w:lvl w:ilvl="5" w:tplc="0409001B" w:tentative="1">
+      <w:start w:val="1"/>
+      <w:numFmt w:val="lowerRoman"/>
+      <w:lvlText w:val="%6."/>
+      <w:lvlJc w:val="right"/>
+      <w:pPr>
+        <w:ind w:left="5400" w:hanging="180"/>
+      </w:pPr>
+    </w:lvl>
+    <w:lvl w:ilvl="6" w:tplc="0409000F" w:tentative="1">
+      <w:start w:val="1"/>
+      <w:numFmt w:val="decimal"/>
+      <w:lvlText w:val="%7."/>
+      <w:lvlJc w:val="left"/>
+      <w:pPr>
+        <w:ind w:left="6120" w:hanging="360"/>
+      </w:pPr>
+    </w:lvl>
+    <w:lvl w:ilvl="7" w:tplc="04090019" w:tentative="1">
+      <w:start w:val="1"/>
+      <w:numFmt w:val="lowerLetter"/>
+      <w:lvlText w:val="%8."/>
+      <w:lvlJc w:val="left"/>
+      <w:pPr>
+        <w:ind w:left="6840" w:hanging="360"/>
+      </w:pPr>
+    </w:lvl>
+    <w:lvl w:ilvl="8" w:tplc="0409001B" w:tentative="1">
+      <w:start w:val="1"/>
+      <w:numFmt w:val="lowerRoman"/>
+      <w:lvlText w:val="%9."/>
+      <w:lvlJc w:val="right"/>
+      <w:pPr>
+        <w:ind w:left="7560" w:hanging="180"/>
+      </w:pPr>
+    </w:lvl>
+  </w:abstractNum>
+  <w:abstractNum w:abstractNumId="15" w15:restartNumberingAfterBreak="0">
+    <w:nsid w:val="5F1A31AA"/>
+    <w:multiLevelType w:val="hybridMultilevel"/>
+    <w:tmpl w:val="2610BF98"/>
+    <w:lvl w:ilvl="0" w:tplc="04090001">
+      <w:start w:val="1"/>
+      <w:numFmt w:val="bullet"/>
+      <w:lvlText w:val=""/>
+      <w:lvlJc w:val="left"/>
+      <w:pPr>
+        <w:ind w:left="720" w:hanging="360"/>
+      </w:pPr>
+      <w:rPr>
+        <w:rFonts w:ascii="Symbol" w:hAnsi="Symbol" w:hint="default"/>
+      </w:rPr>
+    </w:lvl>
+    <w:lvl w:ilvl="1" w:tplc="04090003">
+      <w:start w:val="1"/>
+      <w:numFmt w:val="bullet"/>
+      <w:lvlText w:val="o"/>
+      <w:lvlJc w:val="left"/>
+      <w:pPr>
+        <w:ind w:left="1440" w:hanging="360"/>
+      </w:pPr>
+      <w:rPr>
+        <w:rFonts w:ascii="Courier New" w:hAnsi="Courier New" w:cs="Courier New" w:hint="default"/>
+      </w:rPr>
+    </w:lvl>
+    <w:lvl w:ilvl="2" w:tplc="04090005">
+      <w:start w:val="1"/>
+      <w:numFmt w:val="bullet"/>
+      <w:lvlText w:val=""/>
+      <w:lvlJc w:val="left"/>
+      <w:pPr>
+        <w:ind w:left="2160" w:hanging="360"/>
+      </w:pPr>
+      <w:rPr>
+        <w:rFonts w:ascii="Wingdings" w:hAnsi="Wingdings" w:hint="default"/>
+      </w:rPr>
+    </w:lvl>
+    <w:lvl w:ilvl="3" w:tplc="04090001" w:tentative="1">
+      <w:start w:val="1"/>
+      <w:numFmt w:val="bullet"/>
+      <w:lvlText w:val=""/>
+      <w:lvlJc w:val="left"/>
+      <w:pPr>
+        <w:ind w:left="2880" w:hanging="360"/>
+      </w:pPr>
+      <w:rPr>
+        <w:rFonts w:ascii="Symbol" w:hAnsi="Symbol" w:hint="default"/>
+      </w:rPr>
+    </w:lvl>
+    <w:lvl w:ilvl="4" w:tplc="04090003" w:tentative="1">
+      <w:start w:val="1"/>
+      <w:numFmt w:val="bullet"/>
+      <w:lvlText w:val="o"/>
+      <w:lvlJc w:val="left"/>
+      <w:pPr>
+        <w:ind w:left="3600" w:hanging="360"/>
+      </w:pPr>
+      <w:rPr>
+        <w:rFonts w:ascii="Courier New" w:hAnsi="Courier New" w:cs="Courier New" w:hint="default"/>
+      </w:rPr>
+    </w:lvl>
+    <w:lvl w:ilvl="5" w:tplc="04090005" w:tentative="1">
+      <w:start w:val="1"/>
+      <w:numFmt w:val="bullet"/>
+      <w:lvlText w:val=""/>
+      <w:lvlJc w:val="left"/>
+      <w:pPr>
+        <w:ind w:left="4320" w:hanging="360"/>
+      </w:pPr>
+      <w:rPr>
+        <w:rFonts w:ascii="Wingdings" w:hAnsi="Wingdings" w:hint="default"/>
+      </w:rPr>
+    </w:lvl>
+    <w:lvl w:ilvl="6" w:tplc="04090001" w:tentative="1">
+      <w:start w:val="1"/>
+      <w:numFmt w:val="bullet"/>
+      <w:lvlText w:val=""/>
+      <w:lvlJc w:val="left"/>
+      <w:pPr>
+        <w:ind w:left="5040" w:hanging="360"/>
+      </w:pPr>
+      <w:rPr>
+        <w:rFonts w:ascii="Symbol" w:hAnsi="Symbol" w:hint="default"/>
+      </w:rPr>
+    </w:lvl>
+    <w:lvl w:ilvl="7" w:tplc="04090003" w:tentative="1">
+      <w:start w:val="1"/>
+      <w:numFmt w:val="bullet"/>
+      <w:lvlText w:val="o"/>
+      <w:lvlJc w:val="left"/>
+      <w:pPr>
+        <w:ind w:left="5760" w:hanging="360"/>
+      </w:pPr>
+      <w:rPr>
+        <w:rFonts w:ascii="Courier New" w:hAnsi="Courier New" w:cs="Courier New" w:hint="default"/>
+      </w:rPr>
+    </w:lvl>
+    <w:lvl w:ilvl="8" w:tplc="04090005" w:tentative="1">
+      <w:start w:val="1"/>
+      <w:numFmt w:val="bullet"/>
+      <w:lvlText w:val=""/>
+      <w:lvlJc w:val="left"/>
+      <w:pPr>
+        <w:ind w:left="6480" w:hanging="360"/>
+      </w:pPr>
+      <w:rPr>
+        <w:rFonts w:ascii="Wingdings" w:hAnsi="Wingdings" w:hint="default"/>
+      </w:rPr>
+    </w:lvl>
+  </w:abstractNum>
+  <w:abstractNum w:abstractNumId="16" w15:restartNumberingAfterBreak="0">
     <w:nsid w:val="5F464763"/>
     <w:multiLevelType w:val="multilevel"/>
     <w:tmpl w:val="E904FB7A"/>
@@ -1082,7 +3245,93 @@
       </w:rPr>
     </w:lvl>
   </w:abstractNum>
-  <w:abstractNum w:abstractNumId="5" w15:restartNumberingAfterBreak="0">
+  <w:abstractNum w:abstractNumId="17" w15:restartNumberingAfterBreak="0">
+    <w:nsid w:val="668D7754"/>
+    <w:multiLevelType w:val="hybridMultilevel"/>
+    <w:tmpl w:val="374CBA44"/>
+    <w:lvl w:ilvl="0" w:tplc="0409000F">
+      <w:start w:val="1"/>
+      <w:numFmt w:val="decimal"/>
+      <w:lvlText w:val="%1."/>
+      <w:lvlJc w:val="left"/>
+      <w:pPr>
+        <w:ind w:left="2160" w:hanging="360"/>
+      </w:pPr>
+    </w:lvl>
+    <w:lvl w:ilvl="1" w:tplc="04090019" w:tentative="1">
+      <w:start w:val="1"/>
+      <w:numFmt w:val="lowerLetter"/>
+      <w:lvlText w:val="%2."/>
+      <w:lvlJc w:val="left"/>
+      <w:pPr>
+        <w:ind w:left="2880" w:hanging="360"/>
+      </w:pPr>
+    </w:lvl>
+    <w:lvl w:ilvl="2" w:tplc="0409001B" w:tentative="1">
+      <w:start w:val="1"/>
+      <w:numFmt w:val="lowerRoman"/>
+      <w:lvlText w:val="%3."/>
+      <w:lvlJc w:val="right"/>
+      <w:pPr>
+        <w:ind w:left="3600" w:hanging="180"/>
+      </w:pPr>
+    </w:lvl>
+    <w:lvl w:ilvl="3" w:tplc="0409000F" w:tentative="1">
+      <w:start w:val="1"/>
+      <w:numFmt w:val="decimal"/>
+      <w:lvlText w:val="%4."/>
+      <w:lvlJc w:val="left"/>
+      <w:pPr>
+        <w:ind w:left="4320" w:hanging="360"/>
+      </w:pPr>
+    </w:lvl>
+    <w:lvl w:ilvl="4" w:tplc="04090019" w:tentative="1">
+      <w:start w:val="1"/>
+      <w:numFmt w:val="lowerLetter"/>
+      <w:lvlText w:val="%5."/>
+      <w:lvlJc w:val="left"/>
+      <w:pPr>
+        <w:ind w:left="5040" w:hanging="360"/>
+      </w:pPr>
+    </w:lvl>
+    <w:lvl w:ilvl="5" w:tplc="0409001B" w:tentative="1">
+      <w:start w:val="1"/>
+      <w:numFmt w:val="lowerRoman"/>
+      <w:lvlText w:val="%6."/>
+      <w:lvlJc w:val="right"/>
+      <w:pPr>
+        <w:ind w:left="5760" w:hanging="180"/>
+      </w:pPr>
+    </w:lvl>
+    <w:lvl w:ilvl="6" w:tplc="0409000F" w:tentative="1">
+      <w:start w:val="1"/>
+      <w:numFmt w:val="decimal"/>
+      <w:lvlText w:val="%7."/>
+      <w:lvlJc w:val="left"/>
+      <w:pPr>
+        <w:ind w:left="6480" w:hanging="360"/>
+      </w:pPr>
+    </w:lvl>
+    <w:lvl w:ilvl="7" w:tplc="04090019" w:tentative="1">
+      <w:start w:val="1"/>
+      <w:numFmt w:val="lowerLetter"/>
+      <w:lvlText w:val="%8."/>
+      <w:lvlJc w:val="left"/>
+      <w:pPr>
+        <w:ind w:left="7200" w:hanging="360"/>
+      </w:pPr>
+    </w:lvl>
+    <w:lvl w:ilvl="8" w:tplc="0409001B" w:tentative="1">
+      <w:start w:val="1"/>
+      <w:numFmt w:val="lowerRoman"/>
+      <w:lvlText w:val="%9."/>
+      <w:lvlJc w:val="right"/>
+      <w:pPr>
+        <w:ind w:left="7920" w:hanging="180"/>
+      </w:pPr>
+    </w:lvl>
+  </w:abstractNum>
+  <w:abstractNum w:abstractNumId="18" w15:restartNumberingAfterBreak="0">
     <w:nsid w:val="67667733"/>
     <w:multiLevelType w:val="multilevel"/>
     <w:tmpl w:val="71D8FD02"/>
@@ -1231,7 +3480,432 @@
       </w:rPr>
     </w:lvl>
   </w:abstractNum>
-  <w:abstractNum w:abstractNumId="6" w15:restartNumberingAfterBreak="0">
+  <w:abstractNum w:abstractNumId="19" w15:restartNumberingAfterBreak="0">
+    <w:nsid w:val="69773CFB"/>
+    <w:multiLevelType w:val="hybridMultilevel"/>
+    <w:tmpl w:val="172EBEEC"/>
+    <w:lvl w:ilvl="0" w:tplc="BB4AB688">
+      <w:start w:val="1"/>
+      <w:numFmt w:val="decimal"/>
+      <w:lvlText w:val="%1."/>
+      <w:lvlJc w:val="left"/>
+      <w:pPr>
+        <w:ind w:left="1800" w:hanging="360"/>
+      </w:pPr>
+      <w:rPr>
+        <w:rFonts w:hint="default"/>
+      </w:rPr>
+    </w:lvl>
+    <w:lvl w:ilvl="1" w:tplc="04090019" w:tentative="1">
+      <w:start w:val="1"/>
+      <w:numFmt w:val="lowerLetter"/>
+      <w:lvlText w:val="%2."/>
+      <w:lvlJc w:val="left"/>
+      <w:pPr>
+        <w:ind w:left="2520" w:hanging="360"/>
+      </w:pPr>
+    </w:lvl>
+    <w:lvl w:ilvl="2" w:tplc="0409001B" w:tentative="1">
+      <w:start w:val="1"/>
+      <w:numFmt w:val="lowerRoman"/>
+      <w:lvlText w:val="%3."/>
+      <w:lvlJc w:val="right"/>
+      <w:pPr>
+        <w:ind w:left="3240" w:hanging="180"/>
+      </w:pPr>
+    </w:lvl>
+    <w:lvl w:ilvl="3" w:tplc="0409000F" w:tentative="1">
+      <w:start w:val="1"/>
+      <w:numFmt w:val="decimal"/>
+      <w:lvlText w:val="%4."/>
+      <w:lvlJc w:val="left"/>
+      <w:pPr>
+        <w:ind w:left="3960" w:hanging="360"/>
+      </w:pPr>
+    </w:lvl>
+    <w:lvl w:ilvl="4" w:tplc="04090019" w:tentative="1">
+      <w:start w:val="1"/>
+      <w:numFmt w:val="lowerLetter"/>
+      <w:lvlText w:val="%5."/>
+      <w:lvlJc w:val="left"/>
+      <w:pPr>
+        <w:ind w:left="4680" w:hanging="360"/>
+      </w:pPr>
+    </w:lvl>
+    <w:lvl w:ilvl="5" w:tplc="0409001B" w:tentative="1">
+      <w:start w:val="1"/>
+      <w:numFmt w:val="lowerRoman"/>
+      <w:lvlText w:val="%6."/>
+      <w:lvlJc w:val="right"/>
+      <w:pPr>
+        <w:ind w:left="5400" w:hanging="180"/>
+      </w:pPr>
+    </w:lvl>
+    <w:lvl w:ilvl="6" w:tplc="0409000F" w:tentative="1">
+      <w:start w:val="1"/>
+      <w:numFmt w:val="decimal"/>
+      <w:lvlText w:val="%7."/>
+      <w:lvlJc w:val="left"/>
+      <w:pPr>
+        <w:ind w:left="6120" w:hanging="360"/>
+      </w:pPr>
+    </w:lvl>
+    <w:lvl w:ilvl="7" w:tplc="04090019" w:tentative="1">
+      <w:start w:val="1"/>
+      <w:numFmt w:val="lowerLetter"/>
+      <w:lvlText w:val="%8."/>
+      <w:lvlJc w:val="left"/>
+      <w:pPr>
+        <w:ind w:left="6840" w:hanging="360"/>
+      </w:pPr>
+    </w:lvl>
+    <w:lvl w:ilvl="8" w:tplc="0409001B" w:tentative="1">
+      <w:start w:val="1"/>
+      <w:numFmt w:val="lowerRoman"/>
+      <w:lvlText w:val="%9."/>
+      <w:lvlJc w:val="right"/>
+      <w:pPr>
+        <w:ind w:left="7560" w:hanging="180"/>
+      </w:pPr>
+    </w:lvl>
+  </w:abstractNum>
+  <w:abstractNum w:abstractNumId="20" w15:restartNumberingAfterBreak="0">
+    <w:nsid w:val="6B404791"/>
+    <w:multiLevelType w:val="hybridMultilevel"/>
+    <w:tmpl w:val="8D4AC028"/>
+    <w:lvl w:ilvl="0" w:tplc="04090001">
+      <w:start w:val="1"/>
+      <w:numFmt w:val="bullet"/>
+      <w:lvlText w:val=""/>
+      <w:lvlJc w:val="left"/>
+      <w:pPr>
+        <w:ind w:left="720" w:hanging="360"/>
+      </w:pPr>
+      <w:rPr>
+        <w:rFonts w:ascii="Symbol" w:hAnsi="Symbol" w:hint="default"/>
+      </w:rPr>
+    </w:lvl>
+    <w:lvl w:ilvl="1" w:tplc="0409000F">
+      <w:start w:val="1"/>
+      <w:numFmt w:val="decimal"/>
+      <w:lvlText w:val="%2."/>
+      <w:lvlJc w:val="left"/>
+      <w:pPr>
+        <w:ind w:left="1080" w:hanging="360"/>
+      </w:pPr>
+    </w:lvl>
+    <w:lvl w:ilvl="2" w:tplc="61208E36">
+      <w:start w:val="1"/>
+      <w:numFmt w:val="decimal"/>
+      <w:lvlText w:val="%3."/>
+      <w:lvlJc w:val="left"/>
+      <w:pPr>
+        <w:ind w:left="2160" w:hanging="360"/>
+      </w:pPr>
+      <w:rPr>
+        <w:rFonts w:hint="default"/>
+      </w:rPr>
+    </w:lvl>
+    <w:lvl w:ilvl="3" w:tplc="04090001">
+      <w:start w:val="1"/>
+      <w:numFmt w:val="bullet"/>
+      <w:lvlText w:val=""/>
+      <w:lvlJc w:val="left"/>
+      <w:pPr>
+        <w:ind w:left="2880" w:hanging="360"/>
+      </w:pPr>
+      <w:rPr>
+        <w:rFonts w:ascii="Symbol" w:hAnsi="Symbol" w:hint="default"/>
+      </w:rPr>
+    </w:lvl>
+    <w:lvl w:ilvl="4" w:tplc="04090003" w:tentative="1">
+      <w:start w:val="1"/>
+      <w:numFmt w:val="bullet"/>
+      <w:lvlText w:val="o"/>
+      <w:lvlJc w:val="left"/>
+      <w:pPr>
+        <w:ind w:left="3600" w:hanging="360"/>
+      </w:pPr>
+      <w:rPr>
+        <w:rFonts w:ascii="Courier New" w:hAnsi="Courier New" w:cs="Courier New" w:hint="default"/>
+      </w:rPr>
+    </w:lvl>
+    <w:lvl w:ilvl="5" w:tplc="04090005" w:tentative="1">
+      <w:start w:val="1"/>
+      <w:numFmt w:val="bullet"/>
+      <w:lvlText w:val=""/>
+      <w:lvlJc w:val="left"/>
+      <w:pPr>
+        <w:ind w:left="4320" w:hanging="360"/>
+      </w:pPr>
+      <w:rPr>
+        <w:rFonts w:ascii="Wingdings" w:hAnsi="Wingdings" w:hint="default"/>
+      </w:rPr>
+    </w:lvl>
+    <w:lvl w:ilvl="6" w:tplc="04090001" w:tentative="1">
+      <w:start w:val="1"/>
+      <w:numFmt w:val="bullet"/>
+      <w:lvlText w:val=""/>
+      <w:lvlJc w:val="left"/>
+      <w:pPr>
+        <w:ind w:left="5040" w:hanging="360"/>
+      </w:pPr>
+      <w:rPr>
+        <w:rFonts w:ascii="Symbol" w:hAnsi="Symbol" w:hint="default"/>
+      </w:rPr>
+    </w:lvl>
+    <w:lvl w:ilvl="7" w:tplc="04090003" w:tentative="1">
+      <w:start w:val="1"/>
+      <w:numFmt w:val="bullet"/>
+      <w:lvlText w:val="o"/>
+      <w:lvlJc w:val="left"/>
+      <w:pPr>
+        <w:ind w:left="5760" w:hanging="360"/>
+      </w:pPr>
+      <w:rPr>
+        <w:rFonts w:ascii="Courier New" w:hAnsi="Courier New" w:cs="Courier New" w:hint="default"/>
+      </w:rPr>
+    </w:lvl>
+    <w:lvl w:ilvl="8" w:tplc="04090005" w:tentative="1">
+      <w:start w:val="1"/>
+      <w:numFmt w:val="bullet"/>
+      <w:lvlText w:val=""/>
+      <w:lvlJc w:val="left"/>
+      <w:pPr>
+        <w:ind w:left="6480" w:hanging="360"/>
+      </w:pPr>
+      <w:rPr>
+        <w:rFonts w:ascii="Wingdings" w:hAnsi="Wingdings" w:hint="default"/>
+      </w:rPr>
+    </w:lvl>
+  </w:abstractNum>
+  <w:abstractNum w:abstractNumId="21" w15:restartNumberingAfterBreak="0">
+    <w:nsid w:val="6E156798"/>
+    <w:multiLevelType w:val="hybridMultilevel"/>
+    <w:tmpl w:val="0734D91C"/>
+    <w:lvl w:ilvl="0" w:tplc="04090001">
+      <w:start w:val="1"/>
+      <w:numFmt w:val="bullet"/>
+      <w:lvlText w:val=""/>
+      <w:lvlJc w:val="left"/>
+      <w:pPr>
+        <w:ind w:left="1440" w:hanging="360"/>
+      </w:pPr>
+      <w:rPr>
+        <w:rFonts w:ascii="Symbol" w:hAnsi="Symbol" w:hint="default"/>
+      </w:rPr>
+    </w:lvl>
+    <w:lvl w:ilvl="1" w:tplc="04090003" w:tentative="1">
+      <w:start w:val="1"/>
+      <w:numFmt w:val="bullet"/>
+      <w:lvlText w:val="o"/>
+      <w:lvlJc w:val="left"/>
+      <w:pPr>
+        <w:ind w:left="2160" w:hanging="360"/>
+      </w:pPr>
+      <w:rPr>
+        <w:rFonts w:ascii="Courier New" w:hAnsi="Courier New" w:cs="Courier New" w:hint="default"/>
+      </w:rPr>
+    </w:lvl>
+    <w:lvl w:ilvl="2" w:tplc="04090005" w:tentative="1">
+      <w:start w:val="1"/>
+      <w:numFmt w:val="bullet"/>
+      <w:lvlText w:val=""/>
+      <w:lvlJc w:val="left"/>
+      <w:pPr>
+        <w:ind w:left="2880" w:hanging="360"/>
+      </w:pPr>
+      <w:rPr>
+        <w:rFonts w:ascii="Wingdings" w:hAnsi="Wingdings" w:hint="default"/>
+      </w:rPr>
+    </w:lvl>
+    <w:lvl w:ilvl="3" w:tplc="04090001" w:tentative="1">
+      <w:start w:val="1"/>
+      <w:numFmt w:val="bullet"/>
+      <w:lvlText w:val=""/>
+      <w:lvlJc w:val="left"/>
+      <w:pPr>
+        <w:ind w:left="3600" w:hanging="360"/>
+      </w:pPr>
+      <w:rPr>
+        <w:rFonts w:ascii="Symbol" w:hAnsi="Symbol" w:hint="default"/>
+      </w:rPr>
+    </w:lvl>
+    <w:lvl w:ilvl="4" w:tplc="04090003" w:tentative="1">
+      <w:start w:val="1"/>
+      <w:numFmt w:val="bullet"/>
+      <w:lvlText w:val="o"/>
+      <w:lvlJc w:val="left"/>
+      <w:pPr>
+        <w:ind w:left="4320" w:hanging="360"/>
+      </w:pPr>
+      <w:rPr>
+        <w:rFonts w:ascii="Courier New" w:hAnsi="Courier New" w:cs="Courier New" w:hint="default"/>
+      </w:rPr>
+    </w:lvl>
+    <w:lvl w:ilvl="5" w:tplc="04090005" w:tentative="1">
+      <w:start w:val="1"/>
+      <w:numFmt w:val="bullet"/>
+      <w:lvlText w:val=""/>
+      <w:lvlJc w:val="left"/>
+      <w:pPr>
+        <w:ind w:left="5040" w:hanging="360"/>
+      </w:pPr>
+      <w:rPr>
+        <w:rFonts w:ascii="Wingdings" w:hAnsi="Wingdings" w:hint="default"/>
+      </w:rPr>
+    </w:lvl>
+    <w:lvl w:ilvl="6" w:tplc="04090001" w:tentative="1">
+      <w:start w:val="1"/>
+      <w:numFmt w:val="bullet"/>
+      <w:lvlText w:val=""/>
+      <w:lvlJc w:val="left"/>
+      <w:pPr>
+        <w:ind w:left="5760" w:hanging="360"/>
+      </w:pPr>
+      <w:rPr>
+        <w:rFonts w:ascii="Symbol" w:hAnsi="Symbol" w:hint="default"/>
+      </w:rPr>
+    </w:lvl>
+    <w:lvl w:ilvl="7" w:tplc="04090003" w:tentative="1">
+      <w:start w:val="1"/>
+      <w:numFmt w:val="bullet"/>
+      <w:lvlText w:val="o"/>
+      <w:lvlJc w:val="left"/>
+      <w:pPr>
+        <w:ind w:left="6480" w:hanging="360"/>
+      </w:pPr>
+      <w:rPr>
+        <w:rFonts w:ascii="Courier New" w:hAnsi="Courier New" w:cs="Courier New" w:hint="default"/>
+      </w:rPr>
+    </w:lvl>
+    <w:lvl w:ilvl="8" w:tplc="04090005" w:tentative="1">
+      <w:start w:val="1"/>
+      <w:numFmt w:val="bullet"/>
+      <w:lvlText w:val=""/>
+      <w:lvlJc w:val="left"/>
+      <w:pPr>
+        <w:ind w:left="7200" w:hanging="360"/>
+      </w:pPr>
+      <w:rPr>
+        <w:rFonts w:ascii="Wingdings" w:hAnsi="Wingdings" w:hint="default"/>
+      </w:rPr>
+    </w:lvl>
+  </w:abstractNum>
+  <w:abstractNum w:abstractNumId="22" w15:restartNumberingAfterBreak="0">
+    <w:nsid w:val="6E190355"/>
+    <w:multiLevelType w:val="hybridMultilevel"/>
+    <w:tmpl w:val="2E944098"/>
+    <w:lvl w:ilvl="0" w:tplc="0409000F">
+      <w:start w:val="1"/>
+      <w:numFmt w:val="decimal"/>
+      <w:lvlText w:val="%1."/>
+      <w:lvlJc w:val="left"/>
+      <w:pPr>
+        <w:ind w:left="1080" w:hanging="360"/>
+      </w:pPr>
+      <w:rPr>
+        <w:rFonts w:hint="default"/>
+      </w:rPr>
+    </w:lvl>
+    <w:lvl w:ilvl="1" w:tplc="FFFFFFFF" w:tentative="1">
+      <w:start w:val="1"/>
+      <w:numFmt w:val="bullet"/>
+      <w:lvlText w:val="o"/>
+      <w:lvlJc w:val="left"/>
+      <w:pPr>
+        <w:ind w:left="1800" w:hanging="360"/>
+      </w:pPr>
+      <w:rPr>
+        <w:rFonts w:ascii="Courier New" w:hAnsi="Courier New" w:cs="Courier New" w:hint="default"/>
+      </w:rPr>
+    </w:lvl>
+    <w:lvl w:ilvl="2" w:tplc="FFFFFFFF" w:tentative="1">
+      <w:start w:val="1"/>
+      <w:numFmt w:val="bullet"/>
+      <w:lvlText w:val=""/>
+      <w:lvlJc w:val="left"/>
+      <w:pPr>
+        <w:ind w:left="2520" w:hanging="360"/>
+      </w:pPr>
+      <w:rPr>
+        <w:rFonts w:ascii="Wingdings" w:hAnsi="Wingdings" w:hint="default"/>
+      </w:rPr>
+    </w:lvl>
+    <w:lvl w:ilvl="3" w:tplc="FFFFFFFF" w:tentative="1">
+      <w:start w:val="1"/>
+      <w:numFmt w:val="bullet"/>
+      <w:lvlText w:val=""/>
+      <w:lvlJc w:val="left"/>
+      <w:pPr>
+        <w:ind w:left="3240" w:hanging="360"/>
+      </w:pPr>
+      <w:rPr>
+        <w:rFonts w:ascii="Symbol" w:hAnsi="Symbol" w:hint="default"/>
+      </w:rPr>
+    </w:lvl>
+    <w:lvl w:ilvl="4" w:tplc="FFFFFFFF" w:tentative="1">
+      <w:start w:val="1"/>
+      <w:numFmt w:val="bullet"/>
+      <w:lvlText w:val="o"/>
+      <w:lvlJc w:val="left"/>
+      <w:pPr>
+        <w:ind w:left="3960" w:hanging="360"/>
+      </w:pPr>
+      <w:rPr>
+        <w:rFonts w:ascii="Courier New" w:hAnsi="Courier New" w:cs="Courier New" w:hint="default"/>
+      </w:rPr>
+    </w:lvl>
+    <w:lvl w:ilvl="5" w:tplc="FFFFFFFF" w:tentative="1">
+      <w:start w:val="1"/>
+      <w:numFmt w:val="bullet"/>
+      <w:lvlText w:val=""/>
+      <w:lvlJc w:val="left"/>
+      <w:pPr>
+        <w:ind w:left="4680" w:hanging="360"/>
+      </w:pPr>
+      <w:rPr>
+        <w:rFonts w:ascii="Wingdings" w:hAnsi="Wingdings" w:hint="default"/>
+      </w:rPr>
+    </w:lvl>
+    <w:lvl w:ilvl="6" w:tplc="FFFFFFFF" w:tentative="1">
+      <w:start w:val="1"/>
+      <w:numFmt w:val="bullet"/>
+      <w:lvlText w:val=""/>
+      <w:lvlJc w:val="left"/>
+      <w:pPr>
+        <w:ind w:left="5400" w:hanging="360"/>
+      </w:pPr>
+      <w:rPr>
+        <w:rFonts w:ascii="Symbol" w:hAnsi="Symbol" w:hint="default"/>
+      </w:rPr>
+    </w:lvl>
+    <w:lvl w:ilvl="7" w:tplc="FFFFFFFF" w:tentative="1">
+      <w:start w:val="1"/>
+      <w:numFmt w:val="bullet"/>
+      <w:lvlText w:val="o"/>
+      <w:lvlJc w:val="left"/>
+      <w:pPr>
+        <w:ind w:left="6120" w:hanging="360"/>
+      </w:pPr>
+      <w:rPr>
+        <w:rFonts w:ascii="Courier New" w:hAnsi="Courier New" w:cs="Courier New" w:hint="default"/>
+      </w:rPr>
+    </w:lvl>
+    <w:lvl w:ilvl="8" w:tplc="FFFFFFFF" w:tentative="1">
+      <w:start w:val="1"/>
+      <w:numFmt w:val="bullet"/>
+      <w:lvlText w:val=""/>
+      <w:lvlJc w:val="left"/>
+      <w:pPr>
+        <w:ind w:left="6840" w:hanging="360"/>
+      </w:pPr>
+      <w:rPr>
+        <w:rFonts w:ascii="Wingdings" w:hAnsi="Wingdings" w:hint="default"/>
+      </w:rPr>
+    </w:lvl>
+  </w:abstractNum>
+  <w:abstractNum w:abstractNumId="23" w15:restartNumberingAfterBreak="0">
     <w:nsid w:val="77D02DCD"/>
     <w:multiLevelType w:val="multilevel"/>
     <w:tmpl w:val="9A4A86D2"/>
@@ -1380,26 +4054,282 @@
       </w:rPr>
     </w:lvl>
   </w:abstractNum>
+  <w:abstractNum w:abstractNumId="24" w15:restartNumberingAfterBreak="0">
+    <w:nsid w:val="7D0D35D5"/>
+    <w:multiLevelType w:val="hybridMultilevel"/>
+    <w:tmpl w:val="D9C04902"/>
+    <w:lvl w:ilvl="0" w:tplc="04090001">
+      <w:start w:val="1"/>
+      <w:numFmt w:val="bullet"/>
+      <w:lvlText w:val=""/>
+      <w:lvlJc w:val="left"/>
+      <w:pPr>
+        <w:ind w:left="720" w:hanging="360"/>
+      </w:pPr>
+      <w:rPr>
+        <w:rFonts w:ascii="Symbol" w:hAnsi="Symbol" w:hint="default"/>
+      </w:rPr>
+    </w:lvl>
+    <w:lvl w:ilvl="1" w:tplc="0409000F">
+      <w:start w:val="1"/>
+      <w:numFmt w:val="decimal"/>
+      <w:lvlText w:val="%2."/>
+      <w:lvlJc w:val="left"/>
+      <w:pPr>
+        <w:ind w:left="1800" w:hanging="360"/>
+      </w:pPr>
+    </w:lvl>
+    <w:lvl w:ilvl="2" w:tplc="04090005" w:tentative="1">
+      <w:start w:val="1"/>
+      <w:numFmt w:val="bullet"/>
+      <w:lvlText w:val=""/>
+      <w:lvlJc w:val="left"/>
+      <w:pPr>
+        <w:ind w:left="2160" w:hanging="360"/>
+      </w:pPr>
+      <w:rPr>
+        <w:rFonts w:ascii="Wingdings" w:hAnsi="Wingdings" w:hint="default"/>
+      </w:rPr>
+    </w:lvl>
+    <w:lvl w:ilvl="3" w:tplc="04090001" w:tentative="1">
+      <w:start w:val="1"/>
+      <w:numFmt w:val="bullet"/>
+      <w:lvlText w:val=""/>
+      <w:lvlJc w:val="left"/>
+      <w:pPr>
+        <w:ind w:left="2880" w:hanging="360"/>
+      </w:pPr>
+      <w:rPr>
+        <w:rFonts w:ascii="Symbol" w:hAnsi="Symbol" w:hint="default"/>
+      </w:rPr>
+    </w:lvl>
+    <w:lvl w:ilvl="4" w:tplc="04090003" w:tentative="1">
+      <w:start w:val="1"/>
+      <w:numFmt w:val="bullet"/>
+      <w:lvlText w:val="o"/>
+      <w:lvlJc w:val="left"/>
+      <w:pPr>
+        <w:ind w:left="3600" w:hanging="360"/>
+      </w:pPr>
+      <w:rPr>
+        <w:rFonts w:ascii="Courier New" w:hAnsi="Courier New" w:cs="Courier New" w:hint="default"/>
+      </w:rPr>
+    </w:lvl>
+    <w:lvl w:ilvl="5" w:tplc="04090005" w:tentative="1">
+      <w:start w:val="1"/>
+      <w:numFmt w:val="bullet"/>
+      <w:lvlText w:val=""/>
+      <w:lvlJc w:val="left"/>
+      <w:pPr>
+        <w:ind w:left="4320" w:hanging="360"/>
+      </w:pPr>
+      <w:rPr>
+        <w:rFonts w:ascii="Wingdings" w:hAnsi="Wingdings" w:hint="default"/>
+      </w:rPr>
+    </w:lvl>
+    <w:lvl w:ilvl="6" w:tplc="04090001" w:tentative="1">
+      <w:start w:val="1"/>
+      <w:numFmt w:val="bullet"/>
+      <w:lvlText w:val=""/>
+      <w:lvlJc w:val="left"/>
+      <w:pPr>
+        <w:ind w:left="5040" w:hanging="360"/>
+      </w:pPr>
+      <w:rPr>
+        <w:rFonts w:ascii="Symbol" w:hAnsi="Symbol" w:hint="default"/>
+      </w:rPr>
+    </w:lvl>
+    <w:lvl w:ilvl="7" w:tplc="04090003" w:tentative="1">
+      <w:start w:val="1"/>
+      <w:numFmt w:val="bullet"/>
+      <w:lvlText w:val="o"/>
+      <w:lvlJc w:val="left"/>
+      <w:pPr>
+        <w:ind w:left="5760" w:hanging="360"/>
+      </w:pPr>
+      <w:rPr>
+        <w:rFonts w:ascii="Courier New" w:hAnsi="Courier New" w:cs="Courier New" w:hint="default"/>
+      </w:rPr>
+    </w:lvl>
+    <w:lvl w:ilvl="8" w:tplc="04090005" w:tentative="1">
+      <w:start w:val="1"/>
+      <w:numFmt w:val="bullet"/>
+      <w:lvlText w:val=""/>
+      <w:lvlJc w:val="left"/>
+      <w:pPr>
+        <w:ind w:left="6480" w:hanging="360"/>
+      </w:pPr>
+      <w:rPr>
+        <w:rFonts w:ascii="Wingdings" w:hAnsi="Wingdings" w:hint="default"/>
+      </w:rPr>
+    </w:lvl>
+  </w:abstractNum>
+  <w:abstractNum w:abstractNumId="25" w15:restartNumberingAfterBreak="0">
+    <w:nsid w:val="7FC62417"/>
+    <w:multiLevelType w:val="hybridMultilevel"/>
+    <w:tmpl w:val="5B9CE832"/>
+    <w:lvl w:ilvl="0" w:tplc="F44C98FA">
+      <w:start w:val="1"/>
+      <w:numFmt w:val="decimal"/>
+      <w:lvlText w:val="%1."/>
+      <w:lvlJc w:val="left"/>
+      <w:pPr>
+        <w:ind w:left="1800" w:hanging="360"/>
+      </w:pPr>
+      <w:rPr>
+        <w:rFonts w:hint="default"/>
+      </w:rPr>
+    </w:lvl>
+    <w:lvl w:ilvl="1" w:tplc="04090019" w:tentative="1">
+      <w:start w:val="1"/>
+      <w:numFmt w:val="lowerLetter"/>
+      <w:lvlText w:val="%2."/>
+      <w:lvlJc w:val="left"/>
+      <w:pPr>
+        <w:ind w:left="2520" w:hanging="360"/>
+      </w:pPr>
+    </w:lvl>
+    <w:lvl w:ilvl="2" w:tplc="0409001B" w:tentative="1">
+      <w:start w:val="1"/>
+      <w:numFmt w:val="lowerRoman"/>
+      <w:lvlText w:val="%3."/>
+      <w:lvlJc w:val="right"/>
+      <w:pPr>
+        <w:ind w:left="3240" w:hanging="180"/>
+      </w:pPr>
+    </w:lvl>
+    <w:lvl w:ilvl="3" w:tplc="0409000F" w:tentative="1">
+      <w:start w:val="1"/>
+      <w:numFmt w:val="decimal"/>
+      <w:lvlText w:val="%4."/>
+      <w:lvlJc w:val="left"/>
+      <w:pPr>
+        <w:ind w:left="3960" w:hanging="360"/>
+      </w:pPr>
+    </w:lvl>
+    <w:lvl w:ilvl="4" w:tplc="04090019" w:tentative="1">
+      <w:start w:val="1"/>
+      <w:numFmt w:val="lowerLetter"/>
+      <w:lvlText w:val="%5."/>
+      <w:lvlJc w:val="left"/>
+      <w:pPr>
+        <w:ind w:left="4680" w:hanging="360"/>
+      </w:pPr>
+    </w:lvl>
+    <w:lvl w:ilvl="5" w:tplc="0409001B" w:tentative="1">
+      <w:start w:val="1"/>
+      <w:numFmt w:val="lowerRoman"/>
+      <w:lvlText w:val="%6."/>
+      <w:lvlJc w:val="right"/>
+      <w:pPr>
+        <w:ind w:left="5400" w:hanging="180"/>
+      </w:pPr>
+    </w:lvl>
+    <w:lvl w:ilvl="6" w:tplc="0409000F" w:tentative="1">
+      <w:start w:val="1"/>
+      <w:numFmt w:val="decimal"/>
+      <w:lvlText w:val="%7."/>
+      <w:lvlJc w:val="left"/>
+      <w:pPr>
+        <w:ind w:left="6120" w:hanging="360"/>
+      </w:pPr>
+    </w:lvl>
+    <w:lvl w:ilvl="7" w:tplc="04090019" w:tentative="1">
+      <w:start w:val="1"/>
+      <w:numFmt w:val="lowerLetter"/>
+      <w:lvlText w:val="%8."/>
+      <w:lvlJc w:val="left"/>
+      <w:pPr>
+        <w:ind w:left="6840" w:hanging="360"/>
+      </w:pPr>
+    </w:lvl>
+    <w:lvl w:ilvl="8" w:tplc="0409001B" w:tentative="1">
+      <w:start w:val="1"/>
+      <w:numFmt w:val="lowerRoman"/>
+      <w:lvlText w:val="%9."/>
+      <w:lvlJc w:val="right"/>
+      <w:pPr>
+        <w:ind w:left="7560" w:hanging="180"/>
+      </w:pPr>
+    </w:lvl>
+  </w:abstractNum>
   <w:num w:numId="1" w16cid:durableId="879784143">
+    <w:abstractNumId w:val="1"/>
+  </w:num>
+  <w:num w:numId="2" w16cid:durableId="1539929470">
+    <w:abstractNumId w:val="3"/>
+  </w:num>
+  <w:num w:numId="3" w16cid:durableId="1896887695">
+    <w:abstractNumId w:val="8"/>
+  </w:num>
+  <w:num w:numId="4" w16cid:durableId="101070273">
+    <w:abstractNumId w:val="16"/>
+  </w:num>
+  <w:num w:numId="5" w16cid:durableId="1738280976">
+    <w:abstractNumId w:val="18"/>
+  </w:num>
+  <w:num w:numId="6" w16cid:durableId="1392802394">
+    <w:abstractNumId w:val="23"/>
+  </w:num>
+  <w:num w:numId="7" w16cid:durableId="848057800">
+    <w:abstractNumId w:val="7"/>
+  </w:num>
+  <w:num w:numId="8" w16cid:durableId="2097049667">
+    <w:abstractNumId w:val="22"/>
+  </w:num>
+  <w:num w:numId="9" w16cid:durableId="2088991496">
+    <w:abstractNumId w:val="5"/>
+  </w:num>
+  <w:num w:numId="10" w16cid:durableId="1240676431">
+    <w:abstractNumId w:val="20"/>
+  </w:num>
+  <w:num w:numId="11" w16cid:durableId="287324493">
     <w:abstractNumId w:val="0"/>
   </w:num>
-  <w:num w:numId="2" w16cid:durableId="1539929470">
-    <w:abstractNumId w:val="1"/>
+  <w:num w:numId="12" w16cid:durableId="511065094">
+    <w:abstractNumId w:val="21"/>
   </w:num>
-  <w:num w:numId="3" w16cid:durableId="1896887695">
-    <w:abstractNumId w:val="3"/>
+  <w:num w:numId="13" w16cid:durableId="89934496">
+    <w:abstractNumId w:val="6"/>
   </w:num>
-  <w:num w:numId="4" w16cid:durableId="101070273">
+  <w:num w:numId="14" w16cid:durableId="1170028405">
+    <w:abstractNumId w:val="11"/>
+  </w:num>
+  <w:num w:numId="15" w16cid:durableId="1686010190">
+    <w:abstractNumId w:val="24"/>
+  </w:num>
+  <w:num w:numId="16" w16cid:durableId="184952572">
+    <w:abstractNumId w:val="12"/>
+  </w:num>
+  <w:num w:numId="17" w16cid:durableId="941456394">
+    <w:abstractNumId w:val="15"/>
+  </w:num>
+  <w:num w:numId="18" w16cid:durableId="1432823432">
+    <w:abstractNumId w:val="17"/>
+  </w:num>
+  <w:num w:numId="19" w16cid:durableId="1322544052">
+    <w:abstractNumId w:val="9"/>
+  </w:num>
+  <w:num w:numId="20" w16cid:durableId="800074284">
+    <w:abstractNumId w:val="13"/>
+  </w:num>
+  <w:num w:numId="21" w16cid:durableId="602300919">
+    <w:abstractNumId w:val="25"/>
+  </w:num>
+  <w:num w:numId="22" w16cid:durableId="1400521534">
     <w:abstractNumId w:val="4"/>
   </w:num>
-  <w:num w:numId="5" w16cid:durableId="1738280976">
-    <w:abstractNumId w:val="5"/>
+  <w:num w:numId="23" w16cid:durableId="1616474098">
+    <w:abstractNumId w:val="14"/>
   </w:num>
-  <w:num w:numId="6" w16cid:durableId="1392802394">
-    <w:abstractNumId w:val="6"/>
+  <w:num w:numId="24" w16cid:durableId="595360438">
+    <w:abstractNumId w:val="10"/>
   </w:num>
-  <w:num w:numId="7" w16cid:durableId="848057800">
+  <w:num w:numId="25" w16cid:durableId="584535592">
     <w:abstractNumId w:val="2"/>
+  </w:num>
+  <w:num w:numId="26" w16cid:durableId="782848337">
+    <w:abstractNumId w:val="19"/>
   </w:num>
 </w:numbering>
 </file>
@@ -2006,7 +4936,6 @@
   <w:style w:type="character" w:default="1" w:styleId="DefaultParagraphFont">
     <w:name w:val="Default Paragraph Font"/>
     <w:uiPriority w:val="1"/>
-    <w:semiHidden/>
     <w:unhideWhenUsed/>
   </w:style>
   <w:style w:type="table" w:default="1" w:styleId="TableNormal">
